--- a/skripsi/bab-3-metode-penelitian.docx
+++ b/skripsi/bab-3-metode-penelitian.docx
@@ -2612,11 +2612,10 @@
       <w:r>
         <w:rPr>
           <w:rFonts w:ascii="Times New Roman" w:hAnsi="Times New Roman" w:cs="Times New Roman"/>
-          <w:b/>
-          <w:sz w:val="24"/>
-          <w:szCs w:val="24"/>
-        </w:rPr>
-        <w:t xml:space="preserve">[BUTUH KEPUTUSAN PENULIS: nyatakan bentuk data sebelum-sesudah yang dimiliki, apakah berupa catatan tertulis, catatan sistem, atau perkiraan. Bila berupa perkiraan, hal tersebut wajib dinyatakan sebagai keterbatasan penelitian dan uji statistik parametrik tidak dapat dipakai.]</w:t>
+          <w:sz w:val="24"/>
+          <w:szCs w:val="24"/>
+        </w:rPr>
+        <w:t xml:space="preserve">Data durasi penyiapan konten sebelum sistem diterapkan diperoleh sebagai estimasi retrospektif dari praktik kerja tim, yaitu satu sampai tiga jam per materi dengan kasus ekstrem mencapai dua belas jam, dan kebutuhan penerbitan lima materi per hari. Data tersebut bukan catatan waktu yang terekam sistem, sehingga diperlakukan sebagai rentang, bukan sebagai nilai tunggal yang presisi. Durasi pada proses baru diukur langsung selama penelitian berlangsung menggunakan lembar catat waktu.</w:t>
       </w:r>
     </w:p>
     <w:p>
@@ -3295,7 +3294,7 @@
           <w:sz w:val="24"/>
           <w:szCs w:val="24"/>
         </w:rPr>
-        <w:t xml:space="preserve">Data waktu produksi konten dianalisis menggunakan statistik deskriptif berupa rata-rata dan simpangan baku, kemudian dibandingkan antara proses lama dan proses baru menggunakan uji beda yang sesuai dengan sebaran data dan jumlah sampel. Data skor rubrik dianalisis menggunakan statistik deskriptif per dimensi, kemudian dibandingkan antara naskah yang dihasilkan dengan konteks merek dan tanpa konteks merek. Kesepakatan antar-penilai dihitung menggunakan koefisien kesepakatan yang sesuai dengan jumlah penilai dan skala penilaian.</w:t>
+        <w:t xml:space="preserve">Data waktu produksi konten dianalisis menggunakan statistik deskriptif berupa nilai terendah, nilai tertinggi, median, dan rentang. Nilai median dan rentang dipilih sebagai ukuran utama karena data pada proses lama berupa estimasi retrospektif dengan sebaran yang lebar, sehingga rata-rata aritmetik mudah terdistorsi oleh kasus ekstrem. Pembandingan antara proses lama dan proses baru dilakukan secara deskriptif dan tidak menggunakan uji statistik parametrik, karena syarat pengukuran yang setara pada kedua kelompok tidak terpenuhi. Selain durasi, penyempitan rentang durasi turut dilaporkan sebagai indikator meningkatnya keterdugaan proses. Data skor rubrik dianalisis menggunakan statistik deskriptif per dimensi, kemudian dibandingkan antara naskah yang dihasilkan dengan konteks merek dan tanpa konteks merek. Kesepakatan antar-penilai dihitung menggunakan koefisien kesepakatan yang sesuai dengan jumlah penilai dan skala penilaian.</w:t>
       </w:r>
     </w:p>
     <w:p>

--- a/skripsi/bab-3-metode-penelitian.docx
+++ b/skripsi/bab-3-metode-penelitian.docx
@@ -2596,11 +2596,26 @@
       <w:r>
         <w:rPr>
           <w:rFonts w:ascii="Times New Roman" w:hAnsi="Times New Roman" w:cs="Times New Roman"/>
+          <w:sz w:val="24"/>
+          <w:szCs w:val="24"/>
+        </w:rPr>
+        <w:t xml:space="preserve">Instrumen penilaian telah disusun terlebih dahulu dan disajikan pada Tabel 3.2, sedangkan penetapan jumlah naskah yang diuji beserta jumlah dan asal penilai dilakukan setelah materi konten pada kanal media sosial terkumpul.</w:t>
+      </w:r>
+    </w:p>
+    <w:p>
+      <w:pPr>
+        <w:jc w:val="both"/>
+        <w:spacing w:before="0" w:after="0" w:line="360" w:lineRule="auto"/>
+        <w:ind w:firstLine="567"/>
+      </w:pPr>
+      <w:r>
+        <w:rPr>
+          <w:rFonts w:ascii="Times New Roman" w:hAnsi="Times New Roman" w:cs="Times New Roman"/>
           <w:b/>
           <w:sz w:val="24"/>
           <w:szCs w:val="24"/>
         </w:rPr>
-        <w:t xml:space="preserve">[BUTUH KEPUTUSAN PENULIS: tentukan jumlah naskah yang diuji, jumlah penilai, dan asal penilai. Angka ini menentukan uji statistik yang dapat dipakai pada sub-bab 3.2.6. Jumlah penilai minimal tiga orang; penilai dari luar tim jauh lebih kuat menahan keberatan mengenai keberpihakan.]</w:t>
+        <w:t xml:space="preserve">[BUTUH KEPUTUSAN PENULIS: tetapkan jumlah naskah yang diuji serta jumlah dan asal penilai setelah materi terkumpul. Jumlah penilai sekurang-kurangnya tiga orang, dan penilai dari luar tim jauh lebih kuat menahan keberatan mengenai keberpihakan.]</w:t>
       </w:r>
     </w:p>
     <w:p>
@@ -2666,7 +2681,7 @@
           <w:sz w:val="24"/>
           <w:szCs w:val="24"/>
         </w:rPr>
-        <w:t xml:space="preserve">Instrumen kedua adalah rubrik penilaian konsistensi </w:t>
+        <w:t xml:space="preserve">Instrumen kedua adalah matriks penilaian konsistensi </w:t>
       </w:r>
       <w:r>
         <w:rPr>
@@ -2683,390 +2698,8 @@
           <w:sz w:val="24"/>
           <w:szCs w:val="24"/>
         </w:rPr>
-        <w:t xml:space="preserve"> yang disajikan pada Tabel 3.2. Dimensi rubrik diturunkan dari bidang yang tersimpan pada profil merek di dalam sistem, sehingga penilaian dapat ditelusuri kembali ke acuan yang benar-benar dipakai sistem. Setiap dimensi dinilai pada rentang 1 sampai 4 sehingga skor maksimal seluruh dimensi adalah 20.</w:t>
-      </w:r>
-    </w:p>
-    <w:tbl>
-      <w:tblPr>
-        <w:tblW w:w="7937" w:type="dxa"/>
-        <w:tblBorders>
-          <w:top w:val="single" w:sz="4" w:color="000000"/>
-          <w:left w:val="single" w:sz="4" w:color="000000"/>
-          <w:bottom w:val="single" w:sz="4" w:color="000000"/>
-          <w:right w:val="single" w:sz="4" w:color="000000"/>
-          <w:insideH w:val="single" w:sz="4" w:color="000000"/>
-          <w:insideV w:val="single" w:sz="4" w:color="000000"/>
-        </w:tblBorders>
-      </w:tblPr>
-      <w:tr>
-        <w:trPr>
-          <w:tblHeader/>
-        </w:trPr>
-        <w:tc>
-          <w:tcPr>
-            <w:tcW w:w="2381" w:type="dxa"/>
-            <w:shd w:val="clear" w:fill="EDEDED"/>
-          </w:tcPr>
-          <w:p>
-            <w:pPr>
-              <w:jc w:val="left"/>
-              <w:spacing w:before="0" w:after="0" w:line="240" w:lineRule="auto"/>
-            </w:pPr>
-            <w:r>
-              <w:rPr>
-                <w:rFonts w:ascii="Times New Roman" w:hAnsi="Times New Roman" w:cs="Times New Roman"/>
-                <w:b/>
-                <w:sz w:val="24"/>
-                <w:szCs w:val="24"/>
-              </w:rPr>
-              <w:t xml:space="preserve">Dimensi</w:t>
-            </w:r>
-          </w:p>
-        </w:tc>
-        <w:tc>
-          <w:tcPr>
-            <w:tcW w:w="2778" w:type="dxa"/>
-            <w:shd w:val="clear" w:fill="EDEDED"/>
-          </w:tcPr>
-          <w:p>
-            <w:pPr>
-              <w:jc w:val="left"/>
-              <w:spacing w:before="0" w:after="0" w:line="240" w:lineRule="auto"/>
-            </w:pPr>
-            <w:r>
-              <w:rPr>
-                <w:rFonts w:ascii="Times New Roman" w:hAnsi="Times New Roman" w:cs="Times New Roman"/>
-                <w:b/>
-                <w:sz w:val="24"/>
-                <w:szCs w:val="24"/>
-              </w:rPr>
-              <w:t xml:space="preserve">Indikator yang dinilai</w:t>
-            </w:r>
-          </w:p>
-        </w:tc>
-        <w:tc>
-          <w:tcPr>
-            <w:tcW w:w="2778" w:type="dxa"/>
-            <w:shd w:val="clear" w:fill="EDEDED"/>
-          </w:tcPr>
-          <w:p>
-            <w:pPr>
-              <w:jc w:val="left"/>
-              <w:spacing w:before="0" w:after="0" w:line="240" w:lineRule="auto"/>
-            </w:pPr>
-            <w:r>
-              <w:rPr>
-                <w:rFonts w:ascii="Times New Roman" w:hAnsi="Times New Roman" w:cs="Times New Roman"/>
-                <w:b/>
-                <w:sz w:val="24"/>
-                <w:szCs w:val="24"/>
-              </w:rPr>
-              <w:t xml:space="preserve">Rentang skor</w:t>
-            </w:r>
-          </w:p>
-        </w:tc>
-      </w:tr>
-      <w:tr>
-        <w:tc>
-          <w:tcPr>
-            <w:tcW w:w="2381" w:type="dxa"/>
-          </w:tcPr>
-          <w:p>
-            <w:pPr>
-              <w:jc w:val="left"/>
-              <w:spacing w:before="0" w:after="0" w:line="240" w:lineRule="auto"/>
-            </w:pPr>
-            <w:r>
-              <w:rPr>
-                <w:rFonts w:ascii="Times New Roman" w:hAnsi="Times New Roman" w:cs="Times New Roman"/>
-                <w:sz w:val="24"/>
-                <w:szCs w:val="24"/>
-              </w:rPr>
-              <w:t xml:space="preserve">Gaya bahasa</w:t>
-            </w:r>
-          </w:p>
-        </w:tc>
-        <w:tc>
-          <w:tcPr>
-            <w:tcW w:w="2778" w:type="dxa"/>
-          </w:tcPr>
-          <w:p>
-            <w:pPr>
-              <w:jc w:val="left"/>
-              <w:spacing w:before="0" w:after="0" w:line="240" w:lineRule="auto"/>
-            </w:pPr>
-            <w:r>
-              <w:rPr>
-                <w:rFonts w:ascii="Times New Roman" w:hAnsi="Times New Roman" w:cs="Times New Roman"/>
-                <w:sz w:val="24"/>
-                <w:szCs w:val="24"/>
-              </w:rPr>
-              <w:t xml:space="preserve">Kesesuaian nada, sapaan, dan tingkat formalitas dengan gaya bahasa yang ditetapkan profil merek</w:t>
-            </w:r>
-          </w:p>
-        </w:tc>
-        <w:tc>
-          <w:tcPr>
-            <w:tcW w:w="2778" w:type="dxa"/>
-          </w:tcPr>
-          <w:p>
-            <w:pPr>
-              <w:jc w:val="left"/>
-              <w:spacing w:before="0" w:after="0" w:line="240" w:lineRule="auto"/>
-            </w:pPr>
-            <w:r>
-              <w:rPr>
-                <w:rFonts w:ascii="Times New Roman" w:hAnsi="Times New Roman" w:cs="Times New Roman"/>
-                <w:sz w:val="24"/>
-                <w:szCs w:val="24"/>
-              </w:rPr>
-              <w:t xml:space="preserve">1 sampai 4</w:t>
-            </w:r>
-          </w:p>
-        </w:tc>
-      </w:tr>
-      <w:tr>
-        <w:tc>
-          <w:tcPr>
-            <w:tcW w:w="2381" w:type="dxa"/>
-          </w:tcPr>
-          <w:p>
-            <w:pPr>
-              <w:jc w:val="left"/>
-              <w:spacing w:before="0" w:after="0" w:line="240" w:lineRule="auto"/>
-            </w:pPr>
-            <w:r>
-              <w:rPr>
-                <w:rFonts w:ascii="Times New Roman" w:hAnsi="Times New Roman" w:cs="Times New Roman"/>
-                <w:sz w:val="24"/>
-                <w:szCs w:val="24"/>
-              </w:rPr>
-              <w:t xml:space="preserve">Sasaran audiens</w:t>
-            </w:r>
-          </w:p>
-        </w:tc>
-        <w:tc>
-          <w:tcPr>
-            <w:tcW w:w="2778" w:type="dxa"/>
-          </w:tcPr>
-          <w:p>
-            <w:pPr>
-              <w:jc w:val="left"/>
-              <w:spacing w:before="0" w:after="0" w:line="240" w:lineRule="auto"/>
-            </w:pPr>
-            <w:r>
-              <w:rPr>
-                <w:rFonts w:ascii="Times New Roman" w:hAnsi="Times New Roman" w:cs="Times New Roman"/>
-                <w:sz w:val="24"/>
-                <w:szCs w:val="24"/>
-              </w:rPr>
-              <w:t xml:space="preserve">Kesesuaian pilihan diksi dan rujukan budaya dengan audiens yang ditetapkan</w:t>
-            </w:r>
-          </w:p>
-        </w:tc>
-        <w:tc>
-          <w:tcPr>
-            <w:tcW w:w="2778" w:type="dxa"/>
-          </w:tcPr>
-          <w:p>
-            <w:pPr>
-              <w:jc w:val="left"/>
-              <w:spacing w:before="0" w:after="0" w:line="240" w:lineRule="auto"/>
-            </w:pPr>
-            <w:r>
-              <w:rPr>
-                <w:rFonts w:ascii="Times New Roman" w:hAnsi="Times New Roman" w:cs="Times New Roman"/>
-                <w:sz w:val="24"/>
-                <w:szCs w:val="24"/>
-              </w:rPr>
-              <w:t xml:space="preserve">1 sampai 4</w:t>
-            </w:r>
-          </w:p>
-        </w:tc>
-      </w:tr>
-      <w:tr>
-        <w:tc>
-          <w:tcPr>
-            <w:tcW w:w="2381" w:type="dxa"/>
-          </w:tcPr>
-          <w:p>
-            <w:pPr>
-              <w:jc w:val="left"/>
-              <w:spacing w:before="0" w:after="0" w:line="240" w:lineRule="auto"/>
-            </w:pPr>
-            <w:r>
-              <w:rPr>
-                <w:rFonts w:ascii="Times New Roman" w:hAnsi="Times New Roman" w:cs="Times New Roman"/>
-                <w:sz w:val="24"/>
-                <w:szCs w:val="24"/>
-              </w:rPr>
-              <w:t xml:space="preserve">Keunggulan produk</w:t>
-            </w:r>
-          </w:p>
-        </w:tc>
-        <w:tc>
-          <w:tcPr>
-            <w:tcW w:w="2778" w:type="dxa"/>
-          </w:tcPr>
-          <w:p>
-            <w:pPr>
-              <w:jc w:val="left"/>
-              <w:spacing w:before="0" w:after="0" w:line="240" w:lineRule="auto"/>
-            </w:pPr>
-            <w:r>
-              <w:rPr>
-                <w:rFonts w:ascii="Times New Roman" w:hAnsi="Times New Roman" w:cs="Times New Roman"/>
-                <w:sz w:val="24"/>
-                <w:szCs w:val="24"/>
-              </w:rPr>
-              <w:t xml:space="preserve">Ketepatan penonjolan keunggulan produk sesuai profil merek</w:t>
-            </w:r>
-          </w:p>
-        </w:tc>
-        <w:tc>
-          <w:tcPr>
-            <w:tcW w:w="2778" w:type="dxa"/>
-          </w:tcPr>
-          <w:p>
-            <w:pPr>
-              <w:jc w:val="left"/>
-              <w:spacing w:before="0" w:after="0" w:line="240" w:lineRule="auto"/>
-            </w:pPr>
-            <w:r>
-              <w:rPr>
-                <w:rFonts w:ascii="Times New Roman" w:hAnsi="Times New Roman" w:cs="Times New Roman"/>
-                <w:sz w:val="24"/>
-                <w:szCs w:val="24"/>
-              </w:rPr>
-              <w:t xml:space="preserve">1 sampai 4</w:t>
-            </w:r>
-          </w:p>
-        </w:tc>
-      </w:tr>
-      <w:tr>
-        <w:tc>
-          <w:tcPr>
-            <w:tcW w:w="2381" w:type="dxa"/>
-          </w:tcPr>
-          <w:p>
-            <w:pPr>
-              <w:jc w:val="left"/>
-              <w:spacing w:before="0" w:after="0" w:line="240" w:lineRule="auto"/>
-            </w:pPr>
-            <w:r>
-              <w:rPr>
-                <w:rFonts w:ascii="Times New Roman" w:hAnsi="Times New Roman" w:cs="Times New Roman"/>
-                <w:sz w:val="24"/>
-                <w:szCs w:val="24"/>
-              </w:rPr>
-              <w:t xml:space="preserve">Kepatuhan batasan</w:t>
-            </w:r>
-          </w:p>
-        </w:tc>
-        <w:tc>
-          <w:tcPr>
-            <w:tcW w:w="2778" w:type="dxa"/>
-          </w:tcPr>
-          <w:p>
-            <w:pPr>
-              <w:jc w:val="left"/>
-              <w:spacing w:before="0" w:after="0" w:line="240" w:lineRule="auto"/>
-            </w:pPr>
-            <w:r>
-              <w:rPr>
-                <w:rFonts w:ascii="Times New Roman" w:hAnsi="Times New Roman" w:cs="Times New Roman"/>
-                <w:sz w:val="24"/>
-                <w:szCs w:val="24"/>
-              </w:rPr>
-              <w:t xml:space="preserve">Ketaatan pada batasan penulisan yang ditetapkan, misalnya larangan klaim berlebihan</w:t>
-            </w:r>
-          </w:p>
-        </w:tc>
-        <w:tc>
-          <w:tcPr>
-            <w:tcW w:w="2778" w:type="dxa"/>
-          </w:tcPr>
-          <w:p>
-            <w:pPr>
-              <w:jc w:val="left"/>
-              <w:spacing w:before="0" w:after="0" w:line="240" w:lineRule="auto"/>
-            </w:pPr>
-            <w:r>
-              <w:rPr>
-                <w:rFonts w:ascii="Times New Roman" w:hAnsi="Times New Roman" w:cs="Times New Roman"/>
-                <w:sz w:val="24"/>
-                <w:szCs w:val="24"/>
-              </w:rPr>
-              <w:t xml:space="preserve">1 sampai 4</w:t>
-            </w:r>
-          </w:p>
-        </w:tc>
-      </w:tr>
-      <w:tr>
-        <w:tc>
-          <w:tcPr>
-            <w:tcW w:w="2381" w:type="dxa"/>
-          </w:tcPr>
-          <w:p>
-            <w:pPr>
-              <w:jc w:val="left"/>
-              <w:spacing w:before="0" w:after="0" w:line="240" w:lineRule="auto"/>
-            </w:pPr>
-            <w:r>
-              <w:rPr>
-                <w:rFonts w:ascii="Times New Roman" w:hAnsi="Times New Roman" w:cs="Times New Roman"/>
-                <w:sz w:val="24"/>
-                <w:szCs w:val="24"/>
-              </w:rPr>
-              <w:t xml:space="preserve">Ajakan bertindak</w:t>
-            </w:r>
-          </w:p>
-        </w:tc>
-        <w:tc>
-          <w:tcPr>
-            <w:tcW w:w="2778" w:type="dxa"/>
-          </w:tcPr>
-          <w:p>
-            <w:pPr>
-              <w:jc w:val="left"/>
-              <w:spacing w:before="0" w:after="0" w:line="240" w:lineRule="auto"/>
-            </w:pPr>
-            <w:r>
-              <w:rPr>
-                <w:rFonts w:ascii="Times New Roman" w:hAnsi="Times New Roman" w:cs="Times New Roman"/>
-                <w:sz w:val="24"/>
-                <w:szCs w:val="24"/>
-              </w:rPr>
-              <w:t xml:space="preserve">Ketepatan bentuk dan penempatan ajakan bertindak</w:t>
-            </w:r>
-          </w:p>
-        </w:tc>
-        <w:tc>
-          <w:tcPr>
-            <w:tcW w:w="2778" w:type="dxa"/>
-          </w:tcPr>
-          <w:p>
-            <w:pPr>
-              <w:jc w:val="left"/>
-              <w:spacing w:before="0" w:after="0" w:line="240" w:lineRule="auto"/>
-            </w:pPr>
-            <w:r>
-              <w:rPr>
-                <w:rFonts w:ascii="Times New Roman" w:hAnsi="Times New Roman" w:cs="Times New Roman"/>
-                <w:sz w:val="24"/>
-                <w:szCs w:val="24"/>
-              </w:rPr>
-              <w:t xml:space="preserve">1 sampai 4</w:t>
-            </w:r>
-          </w:p>
-        </w:tc>
-      </w:tr>
-    </w:tbl>
-    <w:p>
-      <w:pPr>
-        <w:jc w:val="both"/>
-        <w:spacing w:before="0" w:after="0" w:line="360" w:lineRule="auto"/>
-      </w:pPr>
+        <w:t xml:space="preserve"> yang disajikan pada Tabel 3.2. Dimensi matriks diturunkan dari bidang yang tersimpan pada profil merek di dalam sistem, sehingga penilaian dapat ditelusuri kembali ke acuan yang benar-benar dipakai sistem saat menghasilkan naskah. Setiap dimensi dinilai pada rentang 1 sampai 4, sehingga skor maksimal seluruh dimensi adalah 20.</w:t>
+      </w:r>
     </w:p>
     <w:p>
       <w:pPr>
@@ -3077,489 +2710,10 @@
       <w:r>
         <w:rPr>
           <w:rFonts w:ascii="Times New Roman" w:hAnsi="Times New Roman" w:cs="Times New Roman"/>
-          <w:b/>
-          <w:sz w:val="24"/>
-          <w:szCs w:val="24"/>
-        </w:rPr>
-        <w:t xml:space="preserve">[CATATAN UNTUK PENULIS: dimensi rubrik di atas diturunkan dari struktur profil merek pada sistem, bukan dari pustaka. Setelah sub-bab 2.2.4 memperoleh rujukan akademik mengenai </w:t>
-      </w:r>
-      <w:r>
-        <w:rPr>
-          <w:rFonts w:ascii="Times New Roman" w:hAnsi="Times New Roman" w:cs="Times New Roman"/>
-          <w:i/>
-          <w:sz w:val="24"/>
-          <w:szCs w:val="24"/>
-        </w:rPr>
-        <w:t xml:space="preserve">brand voice</w:t>
-      </w:r>
-      <w:r>
-        <w:rPr>
-          <w:rFonts w:ascii="Times New Roman" w:hAnsi="Times New Roman" w:cs="Times New Roman"/>
-          <w:sz w:val="24"/>
-          <w:szCs w:val="24"/>
-        </w:rPr>
-        <w:t xml:space="preserve">, rubrik ini wajib ditinjau ulang agar dimensinya berpijak pada teori, dan validitas isinya sebaiknya ditelaah oleh dosen pembimbing.]</w:t>
-      </w:r>
-    </w:p>
-    <w:p>
-      <w:pPr>
-        <w:jc w:val="both"/>
-        <w:spacing w:before="0" w:after="0" w:line="360" w:lineRule="auto"/>
-      </w:pPr>
-    </w:p>
-    <w:p>
-      <w:pPr>
-        <w:jc w:val="left"/>
-        <w:spacing w:before="0" w:after="0" w:line="360" w:lineRule="auto"/>
-      </w:pPr>
-      <w:r>
-        <w:rPr>
-          <w:rFonts w:ascii="Times New Roman" w:hAnsi="Times New Roman" w:cs="Times New Roman"/>
-          <w:b/>
-          <w:sz w:val="24"/>
-          <w:szCs w:val="24"/>
-        </w:rPr>
-        <w:t xml:space="preserve">3.2.5. Rancangan Pengujian</w:t>
-      </w:r>
-    </w:p>
-    <w:p>
-      <w:pPr>
-        <w:jc w:val="both"/>
-        <w:spacing w:before="0" w:after="0" w:line="360" w:lineRule="auto"/>
-        <w:ind w:firstLine="567"/>
-      </w:pPr>
-      <w:r>
-        <w:rPr>
-          <w:rFonts w:ascii="Times New Roman" w:hAnsi="Times New Roman" w:cs="Times New Roman"/>
-          <w:sz w:val="24"/>
-          <w:szCs w:val="24"/>
-        </w:rPr>
-        <w:t xml:space="preserve">Pengujian konsistensi </w:t>
-      </w:r>
-      <w:r>
-        <w:rPr>
-          <w:rFonts w:ascii="Times New Roman" w:hAnsi="Times New Roman" w:cs="Times New Roman"/>
-          <w:i/>
-          <w:sz w:val="24"/>
-          <w:szCs w:val="24"/>
-        </w:rPr>
-        <w:t xml:space="preserve">brand voice</w:t>
-      </w:r>
-      <w:r>
-        <w:rPr>
-          <w:rFonts w:ascii="Times New Roman" w:hAnsi="Times New Roman" w:cs="Times New Roman"/>
-          <w:sz w:val="24"/>
-          <w:szCs w:val="24"/>
-        </w:rPr>
-        <w:t xml:space="preserve"> dirancang untuk menekan keberpihakan penilai. Peneliti merupakan bagian dari instansi yang diteliti, sehingga rancangan berikut ditetapkan sebagai pengaman:</w:t>
-      </w:r>
-    </w:p>
-    <w:p>
-      <w:pPr>
-        <w:jc w:val="both"/>
-        <w:spacing w:before="0" w:after="0" w:line="360" w:lineRule="auto"/>
-        <w:ind w:left="1134" w:hanging="567"/>
-      </w:pPr>
-      <w:r>
-        <w:rPr>
-          <w:rFonts w:ascii="Times New Roman" w:hAnsi="Times New Roman" w:cs="Times New Roman"/>
-          <w:sz w:val="24"/>
-          <w:szCs w:val="24"/>
-        </w:rPr>
-        <w:t xml:space="preserve">a. Penilaian dilakukan secara buta, yaitu penilai tidak mengetahui naskah mana yang dihasilkan dengan konteks merek dan mana yang tanpa konteks merek;</w:t>
-      </w:r>
-    </w:p>
-    <w:p>
-      <w:pPr>
-        <w:jc w:val="both"/>
-        <w:spacing w:before="0" w:after="0" w:line="360" w:lineRule="auto"/>
-        <w:ind w:left="1134" w:hanging="567"/>
-      </w:pPr>
-      <w:r>
-        <w:rPr>
-          <w:rFonts w:ascii="Times New Roman" w:hAnsi="Times New Roman" w:cs="Times New Roman"/>
-          <w:sz w:val="24"/>
-          <w:szCs w:val="24"/>
-        </w:rPr>
-        <w:t xml:space="preserve">b. Urutan penyajian sampel diacak sehingga tidak membentuk pola yang dapat ditebak;</w:t>
-      </w:r>
-    </w:p>
-    <w:p>
-      <w:pPr>
-        <w:jc w:val="both"/>
-        <w:spacing w:before="0" w:after="0" w:line="360" w:lineRule="auto"/>
-        <w:ind w:left="1134" w:hanging="567"/>
-      </w:pPr>
-      <w:r>
-        <w:rPr>
-          <w:rFonts w:ascii="Times New Roman" w:hAnsi="Times New Roman" w:cs="Times New Roman"/>
-          <w:sz w:val="24"/>
-          <w:szCs w:val="24"/>
-        </w:rPr>
-        <w:t xml:space="preserve">c. Penilaian dilakukan oleh sekurang-kurangnya tiga penilai secara mandiri tanpa berdiskusi satu sama lain;</w:t>
-      </w:r>
-    </w:p>
-    <w:p>
-      <w:pPr>
-        <w:jc w:val="both"/>
-        <w:spacing w:before="0" w:after="0" w:line="360" w:lineRule="auto"/>
-        <w:ind w:left="1134" w:hanging="567"/>
-      </w:pPr>
-      <w:r>
-        <w:rPr>
-          <w:rFonts w:ascii="Times New Roman" w:hAnsi="Times New Roman" w:cs="Times New Roman"/>
-          <w:sz w:val="24"/>
-          <w:szCs w:val="24"/>
-        </w:rPr>
-        <w:t xml:space="preserve">d. Kesepakatan antar-penilai dihitung dan dilaporkan sebagai bagian dari hasil, bukan disembunyikan;</w:t>
-      </w:r>
-    </w:p>
-    <w:p>
-      <w:pPr>
-        <w:jc w:val="both"/>
-        <w:spacing w:before="0" w:after="0" w:line="360" w:lineRule="auto"/>
-        <w:ind w:left="1134" w:hanging="567"/>
-      </w:pPr>
-      <w:r>
-        <w:rPr>
-          <w:rFonts w:ascii="Times New Roman" w:hAnsi="Times New Roman" w:cs="Times New Roman"/>
-          <w:sz w:val="24"/>
-          <w:szCs w:val="24"/>
-        </w:rPr>
-        <w:t xml:space="preserve">e. Peneliti tidak bertindak sebagai penilai.</w:t>
-      </w:r>
-    </w:p>
-    <w:p>
-      <w:pPr>
-        <w:jc w:val="both"/>
-        <w:spacing w:before="0" w:after="0" w:line="360" w:lineRule="auto"/>
-        <w:ind w:left="1134"/>
-      </w:pPr>
-      <w:r>
-        <w:rPr>
-          <w:rFonts w:ascii="Times New Roman" w:hAnsi="Times New Roman" w:cs="Times New Roman"/>
-          <w:sz w:val="24"/>
-          <w:szCs w:val="24"/>
-        </w:rPr>
-        <w:t xml:space="preserve">Pengujian fungsional sistem dilakukan menggunakan metode </w:t>
-      </w:r>
-      <w:r>
-        <w:rPr>
-          <w:rFonts w:ascii="Times New Roman" w:hAnsi="Times New Roman" w:cs="Times New Roman"/>
-          <w:i/>
-          <w:sz w:val="24"/>
-          <w:szCs w:val="24"/>
-        </w:rPr>
-        <w:t xml:space="preserve">black box</w:t>
-      </w:r>
-      <w:r>
-        <w:rPr>
-          <w:rFonts w:ascii="Times New Roman" w:hAnsi="Times New Roman" w:cs="Times New Roman"/>
-          <w:sz w:val="24"/>
-          <w:szCs w:val="24"/>
-        </w:rPr>
-        <w:t xml:space="preserve"> untuk memastikan setiap kebutuhan fungsional pada Tabel 3.1 berjalan sesuai rancangan.</w:t>
-      </w:r>
-    </w:p>
-    <w:p>
-      <w:pPr>
-        <w:jc w:val="both"/>
-        <w:spacing w:before="0" w:after="0" w:line="360" w:lineRule="auto"/>
-      </w:pPr>
-    </w:p>
-    <w:p>
-      <w:pPr>
-        <w:jc w:val="left"/>
-        <w:spacing w:before="0" w:after="0" w:line="360" w:lineRule="auto"/>
-      </w:pPr>
-      <w:r>
-        <w:rPr>
-          <w:rFonts w:ascii="Times New Roman" w:hAnsi="Times New Roman" w:cs="Times New Roman"/>
-          <w:b/>
-          <w:sz w:val="24"/>
-          <w:szCs w:val="24"/>
-        </w:rPr>
-        <w:t xml:space="preserve">3.2.6. Metode Analisis Data</w:t>
-      </w:r>
-    </w:p>
-    <w:p>
-      <w:pPr>
-        <w:jc w:val="both"/>
-        <w:spacing w:before="0" w:after="0" w:line="360" w:lineRule="auto"/>
-        <w:ind w:firstLine="567"/>
-      </w:pPr>
-      <w:r>
-        <w:rPr>
-          <w:rFonts w:ascii="Times New Roman" w:hAnsi="Times New Roman" w:cs="Times New Roman"/>
-          <w:sz w:val="24"/>
-          <w:szCs w:val="24"/>
-        </w:rPr>
-        <w:t xml:space="preserve">Data waktu produksi konten dianalisis menggunakan statistik deskriptif berupa nilai terendah, nilai tertinggi, median, dan rentang. Nilai median dan rentang dipilih sebagai ukuran utama karena data pada proses lama berupa estimasi retrospektif dengan sebaran yang lebar, sehingga rata-rata aritmetik mudah terdistorsi oleh kasus ekstrem. Pembandingan antara proses lama dan proses baru dilakukan secara deskriptif dan tidak menggunakan uji statistik parametrik, karena syarat pengukuran yang setara pada kedua kelompok tidak terpenuhi. Selain durasi, penyempitan rentang durasi turut dilaporkan sebagai indikator meningkatnya keterdugaan proses. Data skor rubrik dianalisis menggunakan statistik deskriptif per dimensi, kemudian dibandingkan antara naskah yang dihasilkan dengan konteks merek dan tanpa konteks merek. Kesepakatan antar-penilai dihitung menggunakan koefisien kesepakatan yang sesuai dengan jumlah penilai dan skala penilaian.</w:t>
-      </w:r>
-    </w:p>
-    <w:p>
-      <w:pPr>
-        <w:jc w:val="both"/>
-        <w:spacing w:before="0" w:after="0" w:line="360" w:lineRule="auto"/>
-        <w:ind w:firstLine="567"/>
-      </w:pPr>
-      <w:r>
-        <w:rPr>
-          <w:rFonts w:ascii="Times New Roman" w:hAnsi="Times New Roman" w:cs="Times New Roman"/>
-          <w:sz w:val="24"/>
-          <w:szCs w:val="24"/>
-        </w:rPr>
-        <w:t xml:space="preserve">Perlu ditegaskan bahwa perbandingan waktu dilakukan antara proses lama secara keseluruhan dan proses baru secara keseluruhan. Penelitian ini tidak mengklaim bahwa penurunan waktu semata-mata disebabkan arsitektur </w:t>
-      </w:r>
-      <w:r>
-        <w:rPr>
-          <w:rFonts w:ascii="Times New Roman" w:hAnsi="Times New Roman" w:cs="Times New Roman"/>
-          <w:i/>
-          <w:sz w:val="24"/>
-          <w:szCs w:val="24"/>
-        </w:rPr>
-        <w:t xml:space="preserve">multi-agent</w:t>
-      </w:r>
-      <w:r>
-        <w:rPr>
-          <w:rFonts w:ascii="Times New Roman" w:hAnsi="Times New Roman" w:cs="Times New Roman"/>
-          <w:sz w:val="24"/>
-          <w:szCs w:val="24"/>
-        </w:rPr>
-        <w:t xml:space="preserve">, karena antarmuka terpusat diterapkan bersamaan dengan arsitektur tersebut. Keterbatasan ini telah dinyatakan pada sub-bab 1.4.</w:t>
-      </w:r>
-    </w:p>
-    <w:p>
-      <w:pPr>
-        <w:jc w:val="both"/>
-        <w:spacing w:before="0" w:after="0" w:line="360" w:lineRule="auto"/>
-      </w:pPr>
-    </w:p>
-    <w:p>
-      <w:pPr>
-        <w:jc w:val="left"/>
-        <w:spacing w:before="0" w:after="0" w:line="360" w:lineRule="auto"/>
-      </w:pPr>
-      <w:r>
-        <w:rPr>
-          <w:rFonts w:ascii="Times New Roman" w:hAnsi="Times New Roman" w:cs="Times New Roman"/>
-          <w:b/>
-          <w:sz w:val="24"/>
-          <w:szCs w:val="24"/>
-        </w:rPr>
-        <w:t xml:space="preserve">3.3 Metode Pengembangan Sistem</w:t>
-      </w:r>
-    </w:p>
-    <w:p>
-      <w:pPr>
-        <w:jc w:val="both"/>
-        <w:spacing w:before="0" w:after="0" w:line="360" w:lineRule="auto"/>
-        <w:ind w:firstLine="567"/>
-      </w:pPr>
-      <w:r>
-        <w:rPr>
-          <w:rFonts w:ascii="Times New Roman" w:hAnsi="Times New Roman" w:cs="Times New Roman"/>
-          <w:sz w:val="24"/>
-          <w:szCs w:val="24"/>
-        </w:rPr>
-        <w:t xml:space="preserve">Sistem dikembangkan menggunakan metode </w:t>
-      </w:r>
-      <w:r>
-        <w:rPr>
-          <w:rFonts w:ascii="Times New Roman" w:hAnsi="Times New Roman" w:cs="Times New Roman"/>
-          <w:i/>
-          <w:sz w:val="24"/>
-          <w:szCs w:val="24"/>
-        </w:rPr>
-        <w:t xml:space="preserve">Rapid Application Development</w:t>
-      </w:r>
-      <w:r>
-        <w:rPr>
-          <w:rFonts w:ascii="Times New Roman" w:hAnsi="Times New Roman" w:cs="Times New Roman"/>
-          <w:sz w:val="24"/>
-          <w:szCs w:val="24"/>
-        </w:rPr>
-        <w:t xml:space="preserve"> sebagaimana diuraikan pada sub-bab 2.2.7. Metode ini dipilih karena sifat pengembangan yang berlangsung bersifat berulang, ukuran tim kecil, dan pengguna terlibat langsung pada setiap tahapan. Tahapan metode beserta keluarannya disajikan pada Gambar 3.5 dan diuraikan sebagai berikut.</w:t>
-      </w:r>
-    </w:p>
-    <w:p>
-      <w:pPr>
-        <w:jc w:val="both"/>
-        <w:spacing w:before="0" w:after="0" w:line="360" w:lineRule="auto"/>
-      </w:pPr>
-    </w:p>
-    <w:p>
-      <w:pPr>
-        <w:jc w:val="left"/>
-        <w:spacing w:before="0" w:after="0" w:line="360" w:lineRule="auto"/>
-      </w:pPr>
-      <w:r>
-        <w:rPr>
-          <w:rFonts w:ascii="Times New Roman" w:hAnsi="Times New Roman" w:cs="Times New Roman"/>
-          <w:b/>
-          <w:sz w:val="24"/>
-          <w:szCs w:val="24"/>
-        </w:rPr>
-        <w:t xml:space="preserve">3.3.1. Requirements Planning</w:t>
-      </w:r>
-    </w:p>
-    <w:p>
-      <w:pPr>
-        <w:jc w:val="both"/>
-        <w:spacing w:before="0" w:after="0" w:line="360" w:lineRule="auto"/>
-        <w:ind w:firstLine="567"/>
-      </w:pPr>
-      <w:r>
-        <w:rPr>
-          <w:rFonts w:ascii="Times New Roman" w:hAnsi="Times New Roman" w:cs="Times New Roman"/>
-          <w:sz w:val="24"/>
-          <w:szCs w:val="24"/>
-        </w:rPr>
-        <w:t xml:space="preserve">Pada fase ini ditetapkan kebutuhan dan ruang lingkup sistem bersama pemilik proses. Kegiatan yang dilakukan meliputi observasi proses berjalan, wawancara dengan admin, dan penyusunan dokumen acuan. Keluaran fase ini berupa dokumen spesifikasi kebutuhan, arsitektur informasi, sistem desain, dan alur pengguna, yang seluruhnya diselesaikan sebelum penulisan kode dimulai.</w:t>
-      </w:r>
-    </w:p>
-    <w:p>
-      <w:pPr>
-        <w:jc w:val="both"/>
-        <w:spacing w:before="0" w:after="0" w:line="360" w:lineRule="auto"/>
-      </w:pPr>
-    </w:p>
-    <w:p>
-      <w:pPr>
-        <w:jc w:val="left"/>
-        <w:spacing w:before="0" w:after="0" w:line="360" w:lineRule="auto"/>
-      </w:pPr>
-      <w:r>
-        <w:rPr>
-          <w:rFonts w:ascii="Times New Roman" w:hAnsi="Times New Roman" w:cs="Times New Roman"/>
-          <w:b/>
-          <w:sz w:val="24"/>
-          <w:szCs w:val="24"/>
-        </w:rPr>
-        <w:t xml:space="preserve">3.3.2. User Design</w:t>
-      </w:r>
-    </w:p>
-    <w:p>
-      <w:pPr>
-        <w:jc w:val="both"/>
-        <w:spacing w:before="0" w:after="0" w:line="360" w:lineRule="auto"/>
-        <w:ind w:firstLine="567"/>
-      </w:pPr>
-      <w:r>
-        <w:rPr>
-          <w:rFonts w:ascii="Times New Roman" w:hAnsi="Times New Roman" w:cs="Times New Roman"/>
-          <w:sz w:val="24"/>
-          <w:szCs w:val="24"/>
-        </w:rPr>
-        <w:t xml:space="preserve">Pada fase ini rancangan disusun bersama pengguna secara berulang. Kegiatan yang dilakukan meliputi penyusunan kerangka aplikasi, perancangan tata letak dan navigasi, serta perancangan struktur basis data. Rancangan ditinjau oleh pengguna dan diperbaiki sebelum dilanjutkan. Keluaran fase ini berupa rancangan antarmuka, rancangan basis data, dan struktur modul layanan.</w:t>
-      </w:r>
-    </w:p>
-    <w:p>
-      <w:pPr>
-        <w:jc w:val="both"/>
-        <w:spacing w:before="0" w:after="0" w:line="360" w:lineRule="auto"/>
-      </w:pPr>
-    </w:p>
-    <w:p>
-      <w:pPr>
-        <w:jc w:val="left"/>
-        <w:spacing w:before="0" w:after="0" w:line="360" w:lineRule="auto"/>
-      </w:pPr>
-      <w:r>
-        <w:rPr>
-          <w:rFonts w:ascii="Times New Roman" w:hAnsi="Times New Roman" w:cs="Times New Roman"/>
-          <w:b/>
-          <w:sz w:val="24"/>
-          <w:szCs w:val="24"/>
-        </w:rPr>
-        <w:t xml:space="preserve">3.3.3. Construction</w:t>
-      </w:r>
-    </w:p>
-    <w:p>
-      <w:pPr>
-        <w:jc w:val="both"/>
-        <w:spacing w:before="0" w:after="0" w:line="360" w:lineRule="auto"/>
-        <w:ind w:firstLine="567"/>
-      </w:pPr>
-      <w:r>
-        <w:rPr>
-          <w:rFonts w:ascii="Times New Roman" w:hAnsi="Times New Roman" w:cs="Times New Roman"/>
-          <w:sz w:val="24"/>
-          <w:szCs w:val="24"/>
-        </w:rPr>
-        <w:t xml:space="preserve">Pada fase ini sistem dibangun mengikuti rancangan yang telah disepakati. Pembangunan dilakukan bertahap per bagian fungsi, yaitu autentikasi, manajemen pengguna, profil merek dan subjek, modul produksi konten, modul iklan, serta pencatatan dan proses gabungan. Setiap bagian diuji begitu selesai, dan hasil pengujian dipakai untuk memperbaiki bagian tersebut sebelum bagian berikutnya dikerjakan. Pada fase inilah penyempurnaan konteks merek dilakukan setelah keluaran sistem dinilai masih terlalu umum.</w:t>
-      </w:r>
-    </w:p>
-    <w:p>
-      <w:pPr>
-        <w:jc w:val="both"/>
-        <w:spacing w:before="0" w:after="0" w:line="360" w:lineRule="auto"/>
-      </w:pPr>
-    </w:p>
-    <w:p>
-      <w:pPr>
-        <w:jc w:val="left"/>
-        <w:spacing w:before="0" w:after="0" w:line="360" w:lineRule="auto"/>
-      </w:pPr>
-      <w:r>
-        <w:rPr>
-          <w:rFonts w:ascii="Times New Roman" w:hAnsi="Times New Roman" w:cs="Times New Roman"/>
-          <w:b/>
-          <w:sz w:val="24"/>
-          <w:szCs w:val="24"/>
-        </w:rPr>
-        <w:t xml:space="preserve">3.3.4. Cutover</w:t>
-      </w:r>
-    </w:p>
-    <w:p>
-      <w:pPr>
-        <w:jc w:val="both"/>
-        <w:spacing w:before="0" w:after="0" w:line="360" w:lineRule="auto"/>
-        <w:ind w:firstLine="567"/>
-      </w:pPr>
-      <w:r>
-        <w:rPr>
-          <w:rFonts w:ascii="Times New Roman" w:hAnsi="Times New Roman" w:cs="Times New Roman"/>
-          <w:sz w:val="24"/>
-          <w:szCs w:val="24"/>
-        </w:rPr>
-        <w:t xml:space="preserve">Pada fase ini sistem dialihkan ke lingkungan operasional. Kegiatan yang dilakukan meliputi penempatan seluruh layanan dalam wadah, pemasangan pada peladen, penyiapan akun awal, dan pengujian menyeluruh pada lingkungan sebenarnya. Keluaran fase ini berupa sistem yang dapat diakses dan digunakan tim.</w:t>
-      </w:r>
-    </w:p>
-    <w:p>
-      <w:pPr>
-        <w:jc w:val="both"/>
-        <w:spacing w:before="0" w:after="0" w:line="360" w:lineRule="auto"/>
-      </w:pPr>
-    </w:p>
-    <w:p>
-      <w:pPr>
-        <w:jc w:val="left"/>
-        <w:spacing w:before="0" w:after="0" w:line="360" w:lineRule="auto"/>
-      </w:pPr>
-      <w:r>
-        <w:rPr>
-          <w:rFonts w:ascii="Times New Roman" w:hAnsi="Times New Roman" w:cs="Times New Roman"/>
-          <w:b/>
-          <w:sz w:val="24"/>
-          <w:szCs w:val="24"/>
-        </w:rPr>
-        <w:t xml:space="preserve">3.4 Jadwal Penelitian</w:t>
-      </w:r>
-    </w:p>
-    <w:p>
-      <w:pPr>
-        <w:jc w:val="both"/>
-        <w:spacing w:before="0" w:after="0" w:line="360" w:lineRule="auto"/>
-        <w:ind w:firstLine="567"/>
-      </w:pPr>
-      <w:r>
-        <w:rPr>
-          <w:rFonts w:ascii="Times New Roman" w:hAnsi="Times New Roman" w:cs="Times New Roman"/>
-          <w:sz w:val="24"/>
-          <w:szCs w:val="24"/>
-        </w:rPr>
-        <w:t xml:space="preserve">Jadwal penelitian disusun mulai dari persiapan sampai penulisan laporan sebagaimana disajikan pada Tabel 3.3. Tanda silang menunjukkan bulan pelaksanaan setiap kegiatan.</w:t>
+          <w:sz w:val="24"/>
+          <w:szCs w:val="24"/>
+        </w:rPr>
+        <w:t xml:space="preserve">Deskriptor pada setiap tingkat skor ditulis secara operasional agar penilai tidak perlu menafsirkan sendiri batas antar-tingkat. Hal ini penting karena penilaian dilakukan oleh lebih dari satu orang secara mandiri, dan kesepakatan antar-penilai hanya bermakna bila seluruh penilai membaca ukuran yang sama.</w:t>
       </w:r>
     </w:p>
     <w:tbl>
@@ -3580,6 +2734,1129 @@
         </w:trPr>
         <w:tc>
           <w:tcPr>
+            <w:tcW w:w="1600" w:type="dxa"/>
+            <w:shd w:val="clear" w:fill="EDEDED"/>
+          </w:tcPr>
+          <w:p>
+            <w:pPr>
+              <w:jc w:val="left"/>
+              <w:spacing w:before="0" w:after="0" w:line="240" w:lineRule="auto"/>
+            </w:pPr>
+            <w:r>
+              <w:rPr>
+                <w:rFonts w:ascii="Times New Roman" w:hAnsi="Times New Roman" w:cs="Times New Roman"/>
+                <w:b/>
+                <w:sz w:val="24"/>
+                <w:szCs w:val="24"/>
+              </w:rPr>
+              <w:t xml:space="preserve">Dimensi</w:t>
+            </w:r>
+          </w:p>
+        </w:tc>
+        <w:tc>
+          <w:tcPr>
+            <w:tcW w:w="1584" w:type="dxa"/>
+            <w:shd w:val="clear" w:fill="EDEDED"/>
+          </w:tcPr>
+          <w:p>
+            <w:pPr>
+              <w:jc w:val="left"/>
+              <w:spacing w:before="0" w:after="0" w:line="240" w:lineRule="auto"/>
+            </w:pPr>
+            <w:r>
+              <w:rPr>
+                <w:rFonts w:ascii="Times New Roman" w:hAnsi="Times New Roman" w:cs="Times New Roman"/>
+                <w:b/>
+                <w:sz w:val="24"/>
+                <w:szCs w:val="24"/>
+              </w:rPr>
+              <w:t xml:space="preserve">Skor 1</w:t>
+            </w:r>
+          </w:p>
+        </w:tc>
+        <w:tc>
+          <w:tcPr>
+            <w:tcW w:w="1584" w:type="dxa"/>
+            <w:shd w:val="clear" w:fill="EDEDED"/>
+          </w:tcPr>
+          <w:p>
+            <w:pPr>
+              <w:jc w:val="left"/>
+              <w:spacing w:before="0" w:after="0" w:line="240" w:lineRule="auto"/>
+            </w:pPr>
+            <w:r>
+              <w:rPr>
+                <w:rFonts w:ascii="Times New Roman" w:hAnsi="Times New Roman" w:cs="Times New Roman"/>
+                <w:b/>
+                <w:sz w:val="24"/>
+                <w:szCs w:val="24"/>
+              </w:rPr>
+              <w:t xml:space="preserve">Skor 2</w:t>
+            </w:r>
+          </w:p>
+        </w:tc>
+        <w:tc>
+          <w:tcPr>
+            <w:tcW w:w="1584" w:type="dxa"/>
+            <w:shd w:val="clear" w:fill="EDEDED"/>
+          </w:tcPr>
+          <w:p>
+            <w:pPr>
+              <w:jc w:val="left"/>
+              <w:spacing w:before="0" w:after="0" w:line="240" w:lineRule="auto"/>
+            </w:pPr>
+            <w:r>
+              <w:rPr>
+                <w:rFonts w:ascii="Times New Roman" w:hAnsi="Times New Roman" w:cs="Times New Roman"/>
+                <w:b/>
+                <w:sz w:val="24"/>
+                <w:szCs w:val="24"/>
+              </w:rPr>
+              <w:t xml:space="preserve">Skor 3</w:t>
+            </w:r>
+          </w:p>
+        </w:tc>
+        <w:tc>
+          <w:tcPr>
+            <w:tcW w:w="1584" w:type="dxa"/>
+            <w:shd w:val="clear" w:fill="EDEDED"/>
+          </w:tcPr>
+          <w:p>
+            <w:pPr>
+              <w:jc w:val="left"/>
+              <w:spacing w:before="0" w:after="0" w:line="240" w:lineRule="auto"/>
+            </w:pPr>
+            <w:r>
+              <w:rPr>
+                <w:rFonts w:ascii="Times New Roman" w:hAnsi="Times New Roman" w:cs="Times New Roman"/>
+                <w:b/>
+                <w:sz w:val="24"/>
+                <w:szCs w:val="24"/>
+              </w:rPr>
+              <w:t xml:space="preserve">Skor 4</w:t>
+            </w:r>
+          </w:p>
+        </w:tc>
+      </w:tr>
+      <w:tr>
+        <w:tc>
+          <w:tcPr>
+            <w:tcW w:w="1600" w:type="dxa"/>
+          </w:tcPr>
+          <w:p>
+            <w:pPr>
+              <w:jc w:val="left"/>
+              <w:spacing w:before="0" w:after="0" w:line="240" w:lineRule="auto"/>
+            </w:pPr>
+            <w:r>
+              <w:rPr>
+                <w:rFonts w:ascii="Times New Roman" w:hAnsi="Times New Roman" w:cs="Times New Roman"/>
+                <w:sz w:val="24"/>
+                <w:szCs w:val="24"/>
+              </w:rPr>
+              <w:t xml:space="preserve">Gaya bahasa</w:t>
+            </w:r>
+          </w:p>
+        </w:tc>
+        <w:tc>
+          <w:tcPr>
+            <w:tcW w:w="1584" w:type="dxa"/>
+          </w:tcPr>
+          <w:p>
+            <w:pPr>
+              <w:jc w:val="left"/>
+              <w:spacing w:before="0" w:after="0" w:line="240" w:lineRule="auto"/>
+            </w:pPr>
+            <w:r>
+              <w:rPr>
+                <w:rFonts w:ascii="Times New Roman" w:hAnsi="Times New Roman" w:cs="Times New Roman"/>
+                <w:sz w:val="24"/>
+                <w:szCs w:val="24"/>
+              </w:rPr>
+              <w:t xml:space="preserve">Nada dan tingkat formalitas menyimpang jelas dari profil merek</w:t>
+            </w:r>
+          </w:p>
+        </w:tc>
+        <w:tc>
+          <w:tcPr>
+            <w:tcW w:w="1584" w:type="dxa"/>
+          </w:tcPr>
+          <w:p>
+            <w:pPr>
+              <w:jc w:val="left"/>
+              <w:spacing w:before="0" w:after="0" w:line="240" w:lineRule="auto"/>
+            </w:pPr>
+            <w:r>
+              <w:rPr>
+                <w:rFonts w:ascii="Times New Roman" w:hAnsi="Times New Roman" w:cs="Times New Roman"/>
+                <w:sz w:val="24"/>
+                <w:szCs w:val="24"/>
+              </w:rPr>
+              <w:t xml:space="preserve">Terdapat pergeseran nada yang mencolok pada sebagian kalimat</w:t>
+            </w:r>
+          </w:p>
+        </w:tc>
+        <w:tc>
+          <w:tcPr>
+            <w:tcW w:w="1584" w:type="dxa"/>
+          </w:tcPr>
+          <w:p>
+            <w:pPr>
+              <w:jc w:val="left"/>
+              <w:spacing w:before="0" w:after="0" w:line="240" w:lineRule="auto"/>
+            </w:pPr>
+            <w:r>
+              <w:rPr>
+                <w:rFonts w:ascii="Times New Roman" w:hAnsi="Times New Roman" w:cs="Times New Roman"/>
+                <w:sz w:val="24"/>
+                <w:szCs w:val="24"/>
+              </w:rPr>
+              <w:t xml:space="preserve">Nada sesuai secara keseluruhan dengan satu atau dua penyimpangan kecil</w:t>
+            </w:r>
+          </w:p>
+        </w:tc>
+        <w:tc>
+          <w:tcPr>
+            <w:tcW w:w="1584" w:type="dxa"/>
+          </w:tcPr>
+          <w:p>
+            <w:pPr>
+              <w:jc w:val="left"/>
+              <w:spacing w:before="0" w:after="0" w:line="240" w:lineRule="auto"/>
+            </w:pPr>
+            <w:r>
+              <w:rPr>
+                <w:rFonts w:ascii="Times New Roman" w:hAnsi="Times New Roman" w:cs="Times New Roman"/>
+                <w:sz w:val="24"/>
+                <w:szCs w:val="24"/>
+              </w:rPr>
+              <w:t xml:space="preserve">Nada, sapaan, dan tingkat formalitas konsisten di seluruh teks</w:t>
+            </w:r>
+          </w:p>
+        </w:tc>
+      </w:tr>
+      <w:tr>
+        <w:tc>
+          <w:tcPr>
+            <w:tcW w:w="1600" w:type="dxa"/>
+          </w:tcPr>
+          <w:p>
+            <w:pPr>
+              <w:jc w:val="left"/>
+              <w:spacing w:before="0" w:after="0" w:line="240" w:lineRule="auto"/>
+            </w:pPr>
+            <w:r>
+              <w:rPr>
+                <w:rFonts w:ascii="Times New Roman" w:hAnsi="Times New Roman" w:cs="Times New Roman"/>
+                <w:sz w:val="24"/>
+                <w:szCs w:val="24"/>
+              </w:rPr>
+              <w:t xml:space="preserve">Sasaran audiens</w:t>
+            </w:r>
+          </w:p>
+        </w:tc>
+        <w:tc>
+          <w:tcPr>
+            <w:tcW w:w="1584" w:type="dxa"/>
+          </w:tcPr>
+          <w:p>
+            <w:pPr>
+              <w:jc w:val="left"/>
+              <w:spacing w:before="0" w:after="0" w:line="240" w:lineRule="auto"/>
+            </w:pPr>
+            <w:r>
+              <w:rPr>
+                <w:rFonts w:ascii="Times New Roman" w:hAnsi="Times New Roman" w:cs="Times New Roman"/>
+                <w:sz w:val="24"/>
+                <w:szCs w:val="24"/>
+              </w:rPr>
+              <w:t xml:space="preserve">Diksi dan rujukan tidak sesuai audiens yang ditetapkan</w:t>
+            </w:r>
+          </w:p>
+        </w:tc>
+        <w:tc>
+          <w:tcPr>
+            <w:tcW w:w="1584" w:type="dxa"/>
+          </w:tcPr>
+          <w:p>
+            <w:pPr>
+              <w:jc w:val="left"/>
+              <w:spacing w:before="0" w:after="0" w:line="240" w:lineRule="auto"/>
+            </w:pPr>
+            <w:r>
+              <w:rPr>
+                <w:rFonts w:ascii="Times New Roman" w:hAnsi="Times New Roman" w:cs="Times New Roman"/>
+                <w:sz w:val="24"/>
+                <w:szCs w:val="24"/>
+              </w:rPr>
+              <w:t xml:space="preserve">Sebagian diksi sesuai, sebagian terasa salah sasaran</w:t>
+            </w:r>
+          </w:p>
+        </w:tc>
+        <w:tc>
+          <w:tcPr>
+            <w:tcW w:w="1584" w:type="dxa"/>
+          </w:tcPr>
+          <w:p>
+            <w:pPr>
+              <w:jc w:val="left"/>
+              <w:spacing w:before="0" w:after="0" w:line="240" w:lineRule="auto"/>
+            </w:pPr>
+            <w:r>
+              <w:rPr>
+                <w:rFonts w:ascii="Times New Roman" w:hAnsi="Times New Roman" w:cs="Times New Roman"/>
+                <w:sz w:val="24"/>
+                <w:szCs w:val="24"/>
+              </w:rPr>
+              <w:t xml:space="preserve">Sesuai audiens dengan sedikit istilah yang kurang tepat</w:t>
+            </w:r>
+          </w:p>
+        </w:tc>
+        <w:tc>
+          <w:tcPr>
+            <w:tcW w:w="1584" w:type="dxa"/>
+          </w:tcPr>
+          <w:p>
+            <w:pPr>
+              <w:jc w:val="left"/>
+              <w:spacing w:before="0" w:after="0" w:line="240" w:lineRule="auto"/>
+            </w:pPr>
+            <w:r>
+              <w:rPr>
+                <w:rFonts w:ascii="Times New Roman" w:hAnsi="Times New Roman" w:cs="Times New Roman"/>
+                <w:sz w:val="24"/>
+                <w:szCs w:val="24"/>
+              </w:rPr>
+              <w:t xml:space="preserve">Diksi dan rujukan tepat sasaran di seluruh teks</w:t>
+            </w:r>
+          </w:p>
+        </w:tc>
+      </w:tr>
+      <w:tr>
+        <w:tc>
+          <w:tcPr>
+            <w:tcW w:w="1600" w:type="dxa"/>
+          </w:tcPr>
+          <w:p>
+            <w:pPr>
+              <w:jc w:val="left"/>
+              <w:spacing w:before="0" w:after="0" w:line="240" w:lineRule="auto"/>
+            </w:pPr>
+            <w:r>
+              <w:rPr>
+                <w:rFonts w:ascii="Times New Roman" w:hAnsi="Times New Roman" w:cs="Times New Roman"/>
+                <w:sz w:val="24"/>
+                <w:szCs w:val="24"/>
+              </w:rPr>
+              <w:t xml:space="preserve">Keunggulan produk</w:t>
+            </w:r>
+          </w:p>
+        </w:tc>
+        <w:tc>
+          <w:tcPr>
+            <w:tcW w:w="1584" w:type="dxa"/>
+          </w:tcPr>
+          <w:p>
+            <w:pPr>
+              <w:jc w:val="left"/>
+              <w:spacing w:before="0" w:after="0" w:line="240" w:lineRule="auto"/>
+            </w:pPr>
+            <w:r>
+              <w:rPr>
+                <w:rFonts w:ascii="Times New Roman" w:hAnsi="Times New Roman" w:cs="Times New Roman"/>
+                <w:sz w:val="24"/>
+                <w:szCs w:val="24"/>
+              </w:rPr>
+              <w:t xml:space="preserve">Keunggulan tidak disebut atau disebut keliru</w:t>
+            </w:r>
+          </w:p>
+        </w:tc>
+        <w:tc>
+          <w:tcPr>
+            <w:tcW w:w="1584" w:type="dxa"/>
+          </w:tcPr>
+          <w:p>
+            <w:pPr>
+              <w:jc w:val="left"/>
+              <w:spacing w:before="0" w:after="0" w:line="240" w:lineRule="auto"/>
+            </w:pPr>
+            <w:r>
+              <w:rPr>
+                <w:rFonts w:ascii="Times New Roman" w:hAnsi="Times New Roman" w:cs="Times New Roman"/>
+                <w:sz w:val="24"/>
+                <w:szCs w:val="24"/>
+              </w:rPr>
+              <w:t xml:space="preserve">Keunggulan disebut namun tertukar dengan atribut umum</w:t>
+            </w:r>
+          </w:p>
+        </w:tc>
+        <w:tc>
+          <w:tcPr>
+            <w:tcW w:w="1584" w:type="dxa"/>
+          </w:tcPr>
+          <w:p>
+            <w:pPr>
+              <w:jc w:val="left"/>
+              <w:spacing w:before="0" w:after="0" w:line="240" w:lineRule="auto"/>
+            </w:pPr>
+            <w:r>
+              <w:rPr>
+                <w:rFonts w:ascii="Times New Roman" w:hAnsi="Times New Roman" w:cs="Times New Roman"/>
+                <w:sz w:val="24"/>
+                <w:szCs w:val="24"/>
+              </w:rPr>
+              <w:t xml:space="preserve">Keunggulan utama tersampaikan meski kurang tajam</w:t>
+            </w:r>
+          </w:p>
+        </w:tc>
+        <w:tc>
+          <w:tcPr>
+            <w:tcW w:w="1584" w:type="dxa"/>
+          </w:tcPr>
+          <w:p>
+            <w:pPr>
+              <w:jc w:val="left"/>
+              <w:spacing w:before="0" w:after="0" w:line="240" w:lineRule="auto"/>
+            </w:pPr>
+            <w:r>
+              <w:rPr>
+                <w:rFonts w:ascii="Times New Roman" w:hAnsi="Times New Roman" w:cs="Times New Roman"/>
+                <w:sz w:val="24"/>
+                <w:szCs w:val="24"/>
+              </w:rPr>
+              <w:t xml:space="preserve">Keunggulan utama tersampaikan jelas sesuai profil merek</w:t>
+            </w:r>
+          </w:p>
+        </w:tc>
+      </w:tr>
+      <w:tr>
+        <w:tc>
+          <w:tcPr>
+            <w:tcW w:w="1600" w:type="dxa"/>
+          </w:tcPr>
+          <w:p>
+            <w:pPr>
+              <w:jc w:val="left"/>
+              <w:spacing w:before="0" w:after="0" w:line="240" w:lineRule="auto"/>
+            </w:pPr>
+            <w:r>
+              <w:rPr>
+                <w:rFonts w:ascii="Times New Roman" w:hAnsi="Times New Roman" w:cs="Times New Roman"/>
+                <w:sz w:val="24"/>
+                <w:szCs w:val="24"/>
+              </w:rPr>
+              <w:t xml:space="preserve">Kepatuhan batasan</w:t>
+            </w:r>
+          </w:p>
+        </w:tc>
+        <w:tc>
+          <w:tcPr>
+            <w:tcW w:w="1584" w:type="dxa"/>
+          </w:tcPr>
+          <w:p>
+            <w:pPr>
+              <w:jc w:val="left"/>
+              <w:spacing w:before="0" w:after="0" w:line="240" w:lineRule="auto"/>
+            </w:pPr>
+            <w:r>
+              <w:rPr>
+                <w:rFonts w:ascii="Times New Roman" w:hAnsi="Times New Roman" w:cs="Times New Roman"/>
+                <w:sz w:val="24"/>
+                <w:szCs w:val="24"/>
+              </w:rPr>
+              <w:t xml:space="preserve">Melanggar lebih dari satu batasan penulisan</w:t>
+            </w:r>
+          </w:p>
+        </w:tc>
+        <w:tc>
+          <w:tcPr>
+            <w:tcW w:w="1584" w:type="dxa"/>
+          </w:tcPr>
+          <w:p>
+            <w:pPr>
+              <w:jc w:val="left"/>
+              <w:spacing w:before="0" w:after="0" w:line="240" w:lineRule="auto"/>
+            </w:pPr>
+            <w:r>
+              <w:rPr>
+                <w:rFonts w:ascii="Times New Roman" w:hAnsi="Times New Roman" w:cs="Times New Roman"/>
+                <w:sz w:val="24"/>
+                <w:szCs w:val="24"/>
+              </w:rPr>
+              <w:t xml:space="preserve">Melanggar satu batasan penulisan</w:t>
+            </w:r>
+          </w:p>
+        </w:tc>
+        <w:tc>
+          <w:tcPr>
+            <w:tcW w:w="1584" w:type="dxa"/>
+          </w:tcPr>
+          <w:p>
+            <w:pPr>
+              <w:jc w:val="left"/>
+              <w:spacing w:before="0" w:after="0" w:line="240" w:lineRule="auto"/>
+            </w:pPr>
+            <w:r>
+              <w:rPr>
+                <w:rFonts w:ascii="Times New Roman" w:hAnsi="Times New Roman" w:cs="Times New Roman"/>
+                <w:sz w:val="24"/>
+                <w:szCs w:val="24"/>
+              </w:rPr>
+              <w:t xml:space="preserve">Tidak melanggar namun mendekati batas pada satu bagian</w:t>
+            </w:r>
+          </w:p>
+        </w:tc>
+        <w:tc>
+          <w:tcPr>
+            <w:tcW w:w="1584" w:type="dxa"/>
+          </w:tcPr>
+          <w:p>
+            <w:pPr>
+              <w:jc w:val="left"/>
+              <w:spacing w:before="0" w:after="0" w:line="240" w:lineRule="auto"/>
+            </w:pPr>
+            <w:r>
+              <w:rPr>
+                <w:rFonts w:ascii="Times New Roman" w:hAnsi="Times New Roman" w:cs="Times New Roman"/>
+                <w:sz w:val="24"/>
+                <w:szCs w:val="24"/>
+              </w:rPr>
+              <w:t xml:space="preserve">Seluruh batasan penulisan dipatuhi</w:t>
+            </w:r>
+          </w:p>
+        </w:tc>
+      </w:tr>
+      <w:tr>
+        <w:tc>
+          <w:tcPr>
+            <w:tcW w:w="1600" w:type="dxa"/>
+          </w:tcPr>
+          <w:p>
+            <w:pPr>
+              <w:jc w:val="left"/>
+              <w:spacing w:before="0" w:after="0" w:line="240" w:lineRule="auto"/>
+            </w:pPr>
+            <w:r>
+              <w:rPr>
+                <w:rFonts w:ascii="Times New Roman" w:hAnsi="Times New Roman" w:cs="Times New Roman"/>
+                <w:sz w:val="24"/>
+                <w:szCs w:val="24"/>
+              </w:rPr>
+              <w:t xml:space="preserve">Ajakan bertindak</w:t>
+            </w:r>
+          </w:p>
+        </w:tc>
+        <w:tc>
+          <w:tcPr>
+            <w:tcW w:w="1584" w:type="dxa"/>
+          </w:tcPr>
+          <w:p>
+            <w:pPr>
+              <w:jc w:val="left"/>
+              <w:spacing w:before="0" w:after="0" w:line="240" w:lineRule="auto"/>
+            </w:pPr>
+            <w:r>
+              <w:rPr>
+                <w:rFonts w:ascii="Times New Roman" w:hAnsi="Times New Roman" w:cs="Times New Roman"/>
+                <w:sz w:val="24"/>
+                <w:szCs w:val="24"/>
+              </w:rPr>
+              <w:t xml:space="preserve">Tidak ada ajakan bertindak atau tidak relevan</w:t>
+            </w:r>
+          </w:p>
+        </w:tc>
+        <w:tc>
+          <w:tcPr>
+            <w:tcW w:w="1584" w:type="dxa"/>
+          </w:tcPr>
+          <w:p>
+            <w:pPr>
+              <w:jc w:val="left"/>
+              <w:spacing w:before="0" w:after="0" w:line="240" w:lineRule="auto"/>
+            </w:pPr>
+            <w:r>
+              <w:rPr>
+                <w:rFonts w:ascii="Times New Roman" w:hAnsi="Times New Roman" w:cs="Times New Roman"/>
+                <w:sz w:val="24"/>
+                <w:szCs w:val="24"/>
+              </w:rPr>
+              <w:t xml:space="preserve">Ada namun bentuknya tidak sesuai profil merek</w:t>
+            </w:r>
+          </w:p>
+        </w:tc>
+        <w:tc>
+          <w:tcPr>
+            <w:tcW w:w="1584" w:type="dxa"/>
+          </w:tcPr>
+          <w:p>
+            <w:pPr>
+              <w:jc w:val="left"/>
+              <w:spacing w:before="0" w:after="0" w:line="240" w:lineRule="auto"/>
+            </w:pPr>
+            <w:r>
+              <w:rPr>
+                <w:rFonts w:ascii="Times New Roman" w:hAnsi="Times New Roman" w:cs="Times New Roman"/>
+                <w:sz w:val="24"/>
+                <w:szCs w:val="24"/>
+              </w:rPr>
+              <w:t xml:space="preserve">Sesuai namun penempatannya kurang tepat</w:t>
+            </w:r>
+          </w:p>
+        </w:tc>
+        <w:tc>
+          <w:tcPr>
+            <w:tcW w:w="1584" w:type="dxa"/>
+          </w:tcPr>
+          <w:p>
+            <w:pPr>
+              <w:jc w:val="left"/>
+              <w:spacing w:before="0" w:after="0" w:line="240" w:lineRule="auto"/>
+            </w:pPr>
+            <w:r>
+              <w:rPr>
+                <w:rFonts w:ascii="Times New Roman" w:hAnsi="Times New Roman" w:cs="Times New Roman"/>
+                <w:sz w:val="24"/>
+                <w:szCs w:val="24"/>
+              </w:rPr>
+              <w:t xml:space="preserve">Bentuk dan penempatan sesuai profil merek</w:t>
+            </w:r>
+          </w:p>
+        </w:tc>
+      </w:tr>
+    </w:tbl>
+    <w:p>
+      <w:pPr>
+        <w:jc w:val="both"/>
+        <w:spacing w:before="0" w:after="0" w:line="360" w:lineRule="auto"/>
+      </w:pPr>
+    </w:p>
+    <w:p>
+      <w:pPr>
+        <w:jc w:val="both"/>
+        <w:spacing w:before="0" w:after="0" w:line="360" w:lineRule="auto"/>
+        <w:ind w:firstLine="567"/>
+      </w:pPr>
+      <w:r>
+        <w:rPr>
+          <w:rFonts w:ascii="Times New Roman" w:hAnsi="Times New Roman" w:cs="Times New Roman"/>
+          <w:sz w:val="24"/>
+          <w:szCs w:val="24"/>
+        </w:rPr>
+        <w:t xml:space="preserve">Skor total setiap naskah dikelompokkan ke dalam empat kategori, yaitu 17 sampai 20 sangat konsisten, 13 sampai 16 konsisten, 9 sampai 12 cukup konsisten, dan 5 sampai 8 tidak konsisten. Batas kategori tersebut bersifat usulan dan perlu ditinjau bersama dosen pembimbing sebelum penilaian dimulai.</w:t>
+      </w:r>
+    </w:p>
+    <w:p>
+      <w:pPr>
+        <w:jc w:val="both"/>
+        <w:spacing w:before="0" w:after="0" w:line="360" w:lineRule="auto"/>
+        <w:ind w:firstLine="567"/>
+      </w:pPr>
+      <w:r>
+        <w:rPr>
+          <w:rFonts w:ascii="Times New Roman" w:hAnsi="Times New Roman" w:cs="Times New Roman"/>
+          <w:b/>
+          <w:sz w:val="24"/>
+          <w:szCs w:val="24"/>
+        </w:rPr>
+        <w:t xml:space="preserve">[CATATAN UNTUK PENULIS: dimensi matriks diturunkan dari struktur profil merek pada sistem, bukan dari pustaka. Setelah sub-bab 2.2.4 memperoleh definisi baku </w:t>
+      </w:r>
+      <w:r>
+        <w:rPr>
+          <w:rFonts w:ascii="Times New Roman" w:hAnsi="Times New Roman" w:cs="Times New Roman"/>
+          <w:i/>
+          <w:sz w:val="24"/>
+          <w:szCs w:val="24"/>
+        </w:rPr>
+        <w:t xml:space="preserve">brand voice</w:t>
+      </w:r>
+      <w:r>
+        <w:rPr>
+          <w:rFonts w:ascii="Times New Roman" w:hAnsi="Times New Roman" w:cs="Times New Roman"/>
+          <w:sz w:val="24"/>
+          <w:szCs w:val="24"/>
+        </w:rPr>
+        <w:t xml:space="preserve">, tinjau kembali apakah kelima dimensi ini sudah mewakili konsep tersebut. Validitas isi matriks sebaiknya ditelaah dosen pembimbing sebelum dipakai.]</w:t>
+      </w:r>
+    </w:p>
+    <w:p>
+      <w:pPr>
+        <w:jc w:val="both"/>
+        <w:spacing w:before="0" w:after="0" w:line="360" w:lineRule="auto"/>
+      </w:pPr>
+    </w:p>
+    <w:p>
+      <w:pPr>
+        <w:jc w:val="left"/>
+        <w:spacing w:before="0" w:after="0" w:line="360" w:lineRule="auto"/>
+      </w:pPr>
+      <w:r>
+        <w:rPr>
+          <w:rFonts w:ascii="Times New Roman" w:hAnsi="Times New Roman" w:cs="Times New Roman"/>
+          <w:b/>
+          <w:sz w:val="24"/>
+          <w:szCs w:val="24"/>
+        </w:rPr>
+        <w:t xml:space="preserve">3.2.5. Rancangan Pengujian</w:t>
+      </w:r>
+    </w:p>
+    <w:p>
+      <w:pPr>
+        <w:jc w:val="both"/>
+        <w:spacing w:before="0" w:after="0" w:line="360" w:lineRule="auto"/>
+        <w:ind w:firstLine="567"/>
+      </w:pPr>
+      <w:r>
+        <w:rPr>
+          <w:rFonts w:ascii="Times New Roman" w:hAnsi="Times New Roman" w:cs="Times New Roman"/>
+          <w:sz w:val="24"/>
+          <w:szCs w:val="24"/>
+        </w:rPr>
+        <w:t xml:space="preserve">Pengujian konsistensi </w:t>
+      </w:r>
+      <w:r>
+        <w:rPr>
+          <w:rFonts w:ascii="Times New Roman" w:hAnsi="Times New Roman" w:cs="Times New Roman"/>
+          <w:i/>
+          <w:sz w:val="24"/>
+          <w:szCs w:val="24"/>
+        </w:rPr>
+        <w:t xml:space="preserve">brand voice</w:t>
+      </w:r>
+      <w:r>
+        <w:rPr>
+          <w:rFonts w:ascii="Times New Roman" w:hAnsi="Times New Roman" w:cs="Times New Roman"/>
+          <w:sz w:val="24"/>
+          <w:szCs w:val="24"/>
+        </w:rPr>
+        <w:t xml:space="preserve"> dirancang untuk menekan keberpihakan penilai. Peneliti merupakan bagian dari instansi yang diteliti, sehingga rancangan berikut ditetapkan sebagai pengaman:</w:t>
+      </w:r>
+    </w:p>
+    <w:p>
+      <w:pPr>
+        <w:jc w:val="both"/>
+        <w:spacing w:before="0" w:after="0" w:line="360" w:lineRule="auto"/>
+        <w:ind w:left="1134" w:hanging="567"/>
+      </w:pPr>
+      <w:r>
+        <w:rPr>
+          <w:rFonts w:ascii="Times New Roman" w:hAnsi="Times New Roman" w:cs="Times New Roman"/>
+          <w:sz w:val="24"/>
+          <w:szCs w:val="24"/>
+        </w:rPr>
+        <w:t xml:space="preserve">a. Penilaian dilakukan secara buta, yaitu penilai tidak mengetahui naskah mana yang dihasilkan dengan konteks merek dan mana yang tanpa konteks merek;</w:t>
+      </w:r>
+    </w:p>
+    <w:p>
+      <w:pPr>
+        <w:jc w:val="both"/>
+        <w:spacing w:before="0" w:after="0" w:line="360" w:lineRule="auto"/>
+        <w:ind w:left="1134" w:hanging="567"/>
+      </w:pPr>
+      <w:r>
+        <w:rPr>
+          <w:rFonts w:ascii="Times New Roman" w:hAnsi="Times New Roman" w:cs="Times New Roman"/>
+          <w:sz w:val="24"/>
+          <w:szCs w:val="24"/>
+        </w:rPr>
+        <w:t xml:space="preserve">b. Urutan penyajian sampel diacak sehingga tidak membentuk pola yang dapat ditebak;</w:t>
+      </w:r>
+    </w:p>
+    <w:p>
+      <w:pPr>
+        <w:jc w:val="both"/>
+        <w:spacing w:before="0" w:after="0" w:line="360" w:lineRule="auto"/>
+        <w:ind w:left="1134" w:hanging="567"/>
+      </w:pPr>
+      <w:r>
+        <w:rPr>
+          <w:rFonts w:ascii="Times New Roman" w:hAnsi="Times New Roman" w:cs="Times New Roman"/>
+          <w:sz w:val="24"/>
+          <w:szCs w:val="24"/>
+        </w:rPr>
+        <w:t xml:space="preserve">c. Penilaian dilakukan oleh sekurang-kurangnya tiga penilai secara mandiri tanpa berdiskusi satu sama lain;</w:t>
+      </w:r>
+    </w:p>
+    <w:p>
+      <w:pPr>
+        <w:jc w:val="both"/>
+        <w:spacing w:before="0" w:after="0" w:line="360" w:lineRule="auto"/>
+        <w:ind w:left="1134" w:hanging="567"/>
+      </w:pPr>
+      <w:r>
+        <w:rPr>
+          <w:rFonts w:ascii="Times New Roman" w:hAnsi="Times New Roman" w:cs="Times New Roman"/>
+          <w:sz w:val="24"/>
+          <w:szCs w:val="24"/>
+        </w:rPr>
+        <w:t xml:space="preserve">d. Kesepakatan antar-penilai dihitung dan dilaporkan sebagai bagian dari hasil, bukan disembunyikan;</w:t>
+      </w:r>
+    </w:p>
+    <w:p>
+      <w:pPr>
+        <w:jc w:val="both"/>
+        <w:spacing w:before="0" w:after="0" w:line="360" w:lineRule="auto"/>
+        <w:ind w:left="1134" w:hanging="567"/>
+      </w:pPr>
+      <w:r>
+        <w:rPr>
+          <w:rFonts w:ascii="Times New Roman" w:hAnsi="Times New Roman" w:cs="Times New Roman"/>
+          <w:sz w:val="24"/>
+          <w:szCs w:val="24"/>
+        </w:rPr>
+        <w:t xml:space="preserve">e. Peneliti tidak bertindak sebagai penilai.</w:t>
+      </w:r>
+    </w:p>
+    <w:p>
+      <w:pPr>
+        <w:jc w:val="both"/>
+        <w:spacing w:before="0" w:after="0" w:line="360" w:lineRule="auto"/>
+        <w:ind w:left="1134"/>
+      </w:pPr>
+      <w:r>
+        <w:rPr>
+          <w:rFonts w:ascii="Times New Roman" w:hAnsi="Times New Roman" w:cs="Times New Roman"/>
+          <w:sz w:val="24"/>
+          <w:szCs w:val="24"/>
+        </w:rPr>
+        <w:t xml:space="preserve">Pengujian fungsional sistem dilakukan menggunakan metode </w:t>
+      </w:r>
+      <w:r>
+        <w:rPr>
+          <w:rFonts w:ascii="Times New Roman" w:hAnsi="Times New Roman" w:cs="Times New Roman"/>
+          <w:i/>
+          <w:sz w:val="24"/>
+          <w:szCs w:val="24"/>
+        </w:rPr>
+        <w:t xml:space="preserve">black box</w:t>
+      </w:r>
+      <w:r>
+        <w:rPr>
+          <w:rFonts w:ascii="Times New Roman" w:hAnsi="Times New Roman" w:cs="Times New Roman"/>
+          <w:sz w:val="24"/>
+          <w:szCs w:val="24"/>
+        </w:rPr>
+        <w:t xml:space="preserve"> untuk memastikan setiap kebutuhan fungsional pada Tabel 3.1 berjalan sesuai rancangan.</w:t>
+      </w:r>
+    </w:p>
+    <w:p>
+      <w:pPr>
+        <w:jc w:val="both"/>
+        <w:spacing w:before="0" w:after="0" w:line="360" w:lineRule="auto"/>
+      </w:pPr>
+    </w:p>
+    <w:p>
+      <w:pPr>
+        <w:jc w:val="left"/>
+        <w:spacing w:before="0" w:after="0" w:line="360" w:lineRule="auto"/>
+      </w:pPr>
+      <w:r>
+        <w:rPr>
+          <w:rFonts w:ascii="Times New Roman" w:hAnsi="Times New Roman" w:cs="Times New Roman"/>
+          <w:b/>
+          <w:sz w:val="24"/>
+          <w:szCs w:val="24"/>
+        </w:rPr>
+        <w:t xml:space="preserve">3.2.6. Metode Analisis Data</w:t>
+      </w:r>
+    </w:p>
+    <w:p>
+      <w:pPr>
+        <w:jc w:val="both"/>
+        <w:spacing w:before="0" w:after="0" w:line="360" w:lineRule="auto"/>
+        <w:ind w:firstLine="567"/>
+      </w:pPr>
+      <w:r>
+        <w:rPr>
+          <w:rFonts w:ascii="Times New Roman" w:hAnsi="Times New Roman" w:cs="Times New Roman"/>
+          <w:sz w:val="24"/>
+          <w:szCs w:val="24"/>
+        </w:rPr>
+        <w:t xml:space="preserve">Data waktu produksi konten dianalisis menggunakan statistik deskriptif berupa nilai terendah, nilai tertinggi, median, dan rentang. Nilai median dan rentang dipilih sebagai ukuran utama karena data pada proses lama berupa estimasi retrospektif dengan sebaran yang lebar, sehingga rata-rata aritmetik mudah terdistorsi oleh kasus ekstrem. Pembandingan antara proses lama dan proses baru dilakukan secara deskriptif dan tidak menggunakan uji statistik parametrik, karena syarat pengukuran yang setara pada kedua kelompok tidak terpenuhi. Selain durasi, penyempitan rentang durasi turut dilaporkan sebagai indikator meningkatnya keterdugaan proses. Data skor rubrik dianalisis menggunakan statistik deskriptif per dimensi, kemudian dibandingkan antara naskah yang dihasilkan dengan konteks merek dan tanpa konteks merek. Kesepakatan antar-penilai dihitung menggunakan koefisien kesepakatan yang sesuai dengan jumlah penilai dan skala penilaian.</w:t>
+      </w:r>
+    </w:p>
+    <w:p>
+      <w:pPr>
+        <w:jc w:val="both"/>
+        <w:spacing w:before="0" w:after="0" w:line="360" w:lineRule="auto"/>
+        <w:ind w:firstLine="567"/>
+      </w:pPr>
+      <w:r>
+        <w:rPr>
+          <w:rFonts w:ascii="Times New Roman" w:hAnsi="Times New Roman" w:cs="Times New Roman"/>
+          <w:sz w:val="24"/>
+          <w:szCs w:val="24"/>
+        </w:rPr>
+        <w:t xml:space="preserve">Perlu ditegaskan bahwa perbandingan waktu dilakukan antara proses lama secara keseluruhan dan proses baru secara keseluruhan. Penelitian ini tidak mengklaim bahwa penurunan waktu semata-mata disebabkan arsitektur </w:t>
+      </w:r>
+      <w:r>
+        <w:rPr>
+          <w:rFonts w:ascii="Times New Roman" w:hAnsi="Times New Roman" w:cs="Times New Roman"/>
+          <w:i/>
+          <w:sz w:val="24"/>
+          <w:szCs w:val="24"/>
+        </w:rPr>
+        <w:t xml:space="preserve">multi-agent</w:t>
+      </w:r>
+      <w:r>
+        <w:rPr>
+          <w:rFonts w:ascii="Times New Roman" w:hAnsi="Times New Roman" w:cs="Times New Roman"/>
+          <w:sz w:val="24"/>
+          <w:szCs w:val="24"/>
+        </w:rPr>
+        <w:t xml:space="preserve">, karena antarmuka terpusat diterapkan bersamaan dengan arsitektur tersebut. Keterbatasan ini telah dinyatakan pada sub-bab 1.4.</w:t>
+      </w:r>
+    </w:p>
+    <w:p>
+      <w:pPr>
+        <w:jc w:val="both"/>
+        <w:spacing w:before="0" w:after="0" w:line="360" w:lineRule="auto"/>
+      </w:pPr>
+    </w:p>
+    <w:p>
+      <w:pPr>
+        <w:jc w:val="left"/>
+        <w:spacing w:before="0" w:after="0" w:line="360" w:lineRule="auto"/>
+      </w:pPr>
+      <w:r>
+        <w:rPr>
+          <w:rFonts w:ascii="Times New Roman" w:hAnsi="Times New Roman" w:cs="Times New Roman"/>
+          <w:b/>
+          <w:sz w:val="24"/>
+          <w:szCs w:val="24"/>
+        </w:rPr>
+        <w:t xml:space="preserve">3.3 Metode Pengembangan Sistem</w:t>
+      </w:r>
+    </w:p>
+    <w:p>
+      <w:pPr>
+        <w:jc w:val="both"/>
+        <w:spacing w:before="0" w:after="0" w:line="360" w:lineRule="auto"/>
+        <w:ind w:firstLine="567"/>
+      </w:pPr>
+      <w:r>
+        <w:rPr>
+          <w:rFonts w:ascii="Times New Roman" w:hAnsi="Times New Roman" w:cs="Times New Roman"/>
+          <w:sz w:val="24"/>
+          <w:szCs w:val="24"/>
+        </w:rPr>
+        <w:t xml:space="preserve">Sistem dikembangkan menggunakan metode </w:t>
+      </w:r>
+      <w:r>
+        <w:rPr>
+          <w:rFonts w:ascii="Times New Roman" w:hAnsi="Times New Roman" w:cs="Times New Roman"/>
+          <w:i/>
+          <w:sz w:val="24"/>
+          <w:szCs w:val="24"/>
+        </w:rPr>
+        <w:t xml:space="preserve">Rapid Application Development</w:t>
+      </w:r>
+      <w:r>
+        <w:rPr>
+          <w:rFonts w:ascii="Times New Roman" w:hAnsi="Times New Roman" w:cs="Times New Roman"/>
+          <w:sz w:val="24"/>
+          <w:szCs w:val="24"/>
+        </w:rPr>
+        <w:t xml:space="preserve"> sebagaimana diuraikan pada sub-bab 2.2.7. Metode ini dipilih karena sifat pengembangan yang berlangsung bersifat berulang, ukuran tim kecil, dan pengguna terlibat langsung pada setiap tahapan. Tahapan metode beserta keluarannya disajikan pada Gambar 3.5 dan diuraikan sebagai berikut.</w:t>
+      </w:r>
+    </w:p>
+    <w:p>
+      <w:pPr>
+        <w:jc w:val="both"/>
+        <w:spacing w:before="0" w:after="0" w:line="360" w:lineRule="auto"/>
+      </w:pPr>
+    </w:p>
+    <w:p>
+      <w:pPr>
+        <w:jc w:val="left"/>
+        <w:spacing w:before="0" w:after="0" w:line="360" w:lineRule="auto"/>
+      </w:pPr>
+      <w:r>
+        <w:rPr>
+          <w:rFonts w:ascii="Times New Roman" w:hAnsi="Times New Roman" w:cs="Times New Roman"/>
+          <w:b/>
+          <w:sz w:val="24"/>
+          <w:szCs w:val="24"/>
+        </w:rPr>
+        <w:t xml:space="preserve">3.3.1. Requirements Planning</w:t>
+      </w:r>
+    </w:p>
+    <w:p>
+      <w:pPr>
+        <w:jc w:val="both"/>
+        <w:spacing w:before="0" w:after="0" w:line="360" w:lineRule="auto"/>
+        <w:ind w:firstLine="567"/>
+      </w:pPr>
+      <w:r>
+        <w:rPr>
+          <w:rFonts w:ascii="Times New Roman" w:hAnsi="Times New Roman" w:cs="Times New Roman"/>
+          <w:sz w:val="24"/>
+          <w:szCs w:val="24"/>
+        </w:rPr>
+        <w:t xml:space="preserve">Pada fase ini ditetapkan kebutuhan dan ruang lingkup sistem bersama pemilik proses. Kegiatan yang dilakukan meliputi observasi proses berjalan, wawancara dengan admin, dan penyusunan dokumen acuan. Keluaran fase ini berupa dokumen spesifikasi kebutuhan, arsitektur informasi, sistem desain, dan alur pengguna, yang seluruhnya diselesaikan sebelum penulisan kode dimulai.</w:t>
+      </w:r>
+    </w:p>
+    <w:p>
+      <w:pPr>
+        <w:jc w:val="both"/>
+        <w:spacing w:before="0" w:after="0" w:line="360" w:lineRule="auto"/>
+      </w:pPr>
+    </w:p>
+    <w:p>
+      <w:pPr>
+        <w:jc w:val="left"/>
+        <w:spacing w:before="0" w:after="0" w:line="360" w:lineRule="auto"/>
+      </w:pPr>
+      <w:r>
+        <w:rPr>
+          <w:rFonts w:ascii="Times New Roman" w:hAnsi="Times New Roman" w:cs="Times New Roman"/>
+          <w:b/>
+          <w:sz w:val="24"/>
+          <w:szCs w:val="24"/>
+        </w:rPr>
+        <w:t xml:space="preserve">3.3.2. User Design</w:t>
+      </w:r>
+    </w:p>
+    <w:p>
+      <w:pPr>
+        <w:jc w:val="both"/>
+        <w:spacing w:before="0" w:after="0" w:line="360" w:lineRule="auto"/>
+        <w:ind w:firstLine="567"/>
+      </w:pPr>
+      <w:r>
+        <w:rPr>
+          <w:rFonts w:ascii="Times New Roman" w:hAnsi="Times New Roman" w:cs="Times New Roman"/>
+          <w:sz w:val="24"/>
+          <w:szCs w:val="24"/>
+        </w:rPr>
+        <w:t xml:space="preserve">Pada fase ini rancangan disusun bersama pengguna secara berulang. Kegiatan yang dilakukan meliputi penyusunan kerangka aplikasi, perancangan tata letak dan navigasi, serta perancangan struktur basis data. Rancangan ditinjau oleh pengguna dan diperbaiki sebelum dilanjutkan. Keluaran fase ini berupa rancangan antarmuka, rancangan basis data, dan struktur modul layanan.</w:t>
+      </w:r>
+    </w:p>
+    <w:p>
+      <w:pPr>
+        <w:jc w:val="both"/>
+        <w:spacing w:before="0" w:after="0" w:line="360" w:lineRule="auto"/>
+      </w:pPr>
+    </w:p>
+    <w:p>
+      <w:pPr>
+        <w:jc w:val="left"/>
+        <w:spacing w:before="0" w:after="0" w:line="360" w:lineRule="auto"/>
+      </w:pPr>
+      <w:r>
+        <w:rPr>
+          <w:rFonts w:ascii="Times New Roman" w:hAnsi="Times New Roman" w:cs="Times New Roman"/>
+          <w:b/>
+          <w:sz w:val="24"/>
+          <w:szCs w:val="24"/>
+        </w:rPr>
+        <w:t xml:space="preserve">3.3.3. Construction</w:t>
+      </w:r>
+    </w:p>
+    <w:p>
+      <w:pPr>
+        <w:jc w:val="both"/>
+        <w:spacing w:before="0" w:after="0" w:line="360" w:lineRule="auto"/>
+        <w:ind w:firstLine="567"/>
+      </w:pPr>
+      <w:r>
+        <w:rPr>
+          <w:rFonts w:ascii="Times New Roman" w:hAnsi="Times New Roman" w:cs="Times New Roman"/>
+          <w:sz w:val="24"/>
+          <w:szCs w:val="24"/>
+        </w:rPr>
+        <w:t xml:space="preserve">Pada fase ini sistem dibangun mengikuti rancangan yang telah disepakati. Pembangunan dilakukan bertahap per bagian fungsi, yaitu autentikasi, manajemen pengguna, profil merek dan subjek, modul produksi konten, modul iklan, serta pencatatan dan proses gabungan. Setiap bagian diuji begitu selesai, dan hasil pengujian dipakai untuk memperbaiki bagian tersebut sebelum bagian berikutnya dikerjakan. Pada fase inilah penyempurnaan konteks merek dilakukan setelah keluaran sistem dinilai masih terlalu umum.</w:t>
+      </w:r>
+    </w:p>
+    <w:p>
+      <w:pPr>
+        <w:jc w:val="both"/>
+        <w:spacing w:before="0" w:after="0" w:line="360" w:lineRule="auto"/>
+      </w:pPr>
+    </w:p>
+    <w:p>
+      <w:pPr>
+        <w:jc w:val="left"/>
+        <w:spacing w:before="0" w:after="0" w:line="360" w:lineRule="auto"/>
+      </w:pPr>
+      <w:r>
+        <w:rPr>
+          <w:rFonts w:ascii="Times New Roman" w:hAnsi="Times New Roman" w:cs="Times New Roman"/>
+          <w:b/>
+          <w:sz w:val="24"/>
+          <w:szCs w:val="24"/>
+        </w:rPr>
+        <w:t xml:space="preserve">3.3.4. Cutover</w:t>
+      </w:r>
+    </w:p>
+    <w:p>
+      <w:pPr>
+        <w:jc w:val="both"/>
+        <w:spacing w:before="0" w:after="0" w:line="360" w:lineRule="auto"/>
+        <w:ind w:firstLine="567"/>
+      </w:pPr>
+      <w:r>
+        <w:rPr>
+          <w:rFonts w:ascii="Times New Roman" w:hAnsi="Times New Roman" w:cs="Times New Roman"/>
+          <w:sz w:val="24"/>
+          <w:szCs w:val="24"/>
+        </w:rPr>
+        <w:t xml:space="preserve">Pada fase ini sistem dialihkan ke lingkungan operasional. Kegiatan yang dilakukan meliputi penempatan seluruh layanan dalam wadah, pemasangan pada peladen, penyiapan akun awal, dan pengujian menyeluruh pada lingkungan sebenarnya. Keluaran fase ini berupa sistem yang dapat diakses dan digunakan tim.</w:t>
+      </w:r>
+    </w:p>
+    <w:p>
+      <w:pPr>
+        <w:jc w:val="both"/>
+        <w:spacing w:before="0" w:after="0" w:line="360" w:lineRule="auto"/>
+      </w:pPr>
+    </w:p>
+    <w:p>
+      <w:pPr>
+        <w:jc w:val="left"/>
+        <w:spacing w:before="0" w:after="0" w:line="360" w:lineRule="auto"/>
+      </w:pPr>
+      <w:r>
+        <w:rPr>
+          <w:rFonts w:ascii="Times New Roman" w:hAnsi="Times New Roman" w:cs="Times New Roman"/>
+          <w:b/>
+          <w:sz w:val="24"/>
+          <w:szCs w:val="24"/>
+        </w:rPr>
+        <w:t xml:space="preserve">3.4 Jadwal Penelitian</w:t>
+      </w:r>
+    </w:p>
+    <w:p>
+      <w:pPr>
+        <w:jc w:val="both"/>
+        <w:spacing w:before="0" w:after="0" w:line="360" w:lineRule="auto"/>
+        <w:ind w:firstLine="567"/>
+      </w:pPr>
+      <w:r>
+        <w:rPr>
+          <w:rFonts w:ascii="Times New Roman" w:hAnsi="Times New Roman" w:cs="Times New Roman"/>
+          <w:sz w:val="24"/>
+          <w:szCs w:val="24"/>
+        </w:rPr>
+        <w:t xml:space="preserve">Jadwal penelitian disusun mulai dari persiapan sampai penulisan laporan, terhitung sejak September 2026 sampai Januari 2027, sebagaimana disajikan pada Tabel 3.3. Tanda silang menunjukkan bulan pelaksanaan setiap kegiatan.</w:t>
+      </w:r>
+    </w:p>
+    <w:tbl>
+      <w:tblPr>
+        <w:tblW w:w="7936" w:type="dxa"/>
+        <w:tblBorders>
+          <w:top w:val="single" w:sz="4" w:color="000000"/>
+          <w:left w:val="single" w:sz="4" w:color="000000"/>
+          <w:bottom w:val="single" w:sz="4" w:color="000000"/>
+          <w:right w:val="single" w:sz="4" w:color="000000"/>
+          <w:insideH w:val="single" w:sz="4" w:color="000000"/>
+          <w:insideV w:val="single" w:sz="4" w:color="000000"/>
+        </w:tblBorders>
+      </w:tblPr>
+      <w:tr>
+        <w:trPr>
+          <w:tblHeader/>
+        </w:trPr>
+        <w:tc>
+          <w:tcPr>
             <w:tcW w:w="2381" w:type="dxa"/>
             <w:shd w:val="clear" w:fill="EDEDED"/>
           </w:tcPr>
@@ -3616,7 +3893,7 @@
                 <w:sz w:val="24"/>
                 <w:szCs w:val="24"/>
               </w:rPr>
-              <w:t xml:space="preserve">Bulan ke-1</w:t>
+              <w:t xml:space="preserve">Sep 2026</w:t>
             </w:r>
           </w:p>
         </w:tc>
@@ -3637,7 +3914,7 @@
                 <w:sz w:val="24"/>
                 <w:szCs w:val="24"/>
               </w:rPr>
-              <w:t xml:space="preserve">Bulan ke-2</w:t>
+              <w:t xml:space="preserve">Okt 2026</w:t>
             </w:r>
           </w:p>
         </w:tc>
@@ -3658,7 +3935,7 @@
                 <w:sz w:val="24"/>
                 <w:szCs w:val="24"/>
               </w:rPr>
-              <w:t xml:space="preserve">Bulan ke-3</w:t>
+              <w:t xml:space="preserve">Nov 2026</w:t>
             </w:r>
           </w:p>
         </w:tc>
@@ -3679,7 +3956,7 @@
                 <w:sz w:val="24"/>
                 <w:szCs w:val="24"/>
               </w:rPr>
-              <w:t xml:space="preserve">Bulan ke-4</w:t>
+              <w:t xml:space="preserve">Des 2026</w:t>
             </w:r>
           </w:p>
         </w:tc>
@@ -3700,7 +3977,7 @@
                 <w:sz w:val="24"/>
                 <w:szCs w:val="24"/>
               </w:rPr>
-              <w:t xml:space="preserve">Bulan ke-5</w:t>
+              <w:t xml:space="preserve">Jan 2027</w:t>
             </w:r>
           </w:p>
         </w:tc>
@@ -4081,7 +4358,7 @@
                 <w:sz w:val="24"/>
                 <w:szCs w:val="24"/>
               </w:rPr>
-              <w:t xml:space="preserve">Pengujian waktu dan penilaian rubrik</w:t>
+              <w:t xml:space="preserve">Pengumpulan materi dan penilaian rubrik</w:t>
             </w:r>
           </w:p>
         </w:tc>
@@ -4165,6 +4442,90 @@
                 <w:sz w:val="24"/>
                 <w:szCs w:val="24"/>
               </w:rPr>
+              <w:t xml:space="preserve">Pengukuran waktu produksi konten</w:t>
+            </w:r>
+          </w:p>
+        </w:tc>
+        <w:tc>
+          <w:tcPr>
+            <w:tcW w:w="1111" w:type="dxa"/>
+          </w:tcPr>
+          <w:p>
+            <w:pPr>
+              <w:jc w:val="left"/>
+              <w:spacing w:before="0" w:after="0" w:line="240" w:lineRule="auto"/>
+            </w:pPr>
+          </w:p>
+        </w:tc>
+        <w:tc>
+          <w:tcPr>
+            <w:tcW w:w="1111" w:type="dxa"/>
+          </w:tcPr>
+          <w:p>
+            <w:pPr>
+              <w:jc w:val="left"/>
+              <w:spacing w:before="0" w:after="0" w:line="240" w:lineRule="auto"/>
+            </w:pPr>
+          </w:p>
+        </w:tc>
+        <w:tc>
+          <w:tcPr>
+            <w:tcW w:w="1111" w:type="dxa"/>
+          </w:tcPr>
+          <w:p>
+            <w:pPr>
+              <w:jc w:val="left"/>
+              <w:spacing w:before="0" w:after="0" w:line="240" w:lineRule="auto"/>
+            </w:pPr>
+          </w:p>
+        </w:tc>
+        <w:tc>
+          <w:tcPr>
+            <w:tcW w:w="1111" w:type="dxa"/>
+          </w:tcPr>
+          <w:p>
+            <w:pPr>
+              <w:jc w:val="left"/>
+              <w:spacing w:before="0" w:after="0" w:line="240" w:lineRule="auto"/>
+            </w:pPr>
+            <w:r>
+              <w:rPr>
+                <w:rFonts w:ascii="Times New Roman" w:hAnsi="Times New Roman" w:cs="Times New Roman"/>
+                <w:sz w:val="24"/>
+                <w:szCs w:val="24"/>
+              </w:rPr>
+              <w:t xml:space="preserve">X</w:t>
+            </w:r>
+          </w:p>
+        </w:tc>
+        <w:tc>
+          <w:tcPr>
+            <w:tcW w:w="1111" w:type="dxa"/>
+          </w:tcPr>
+          <w:p>
+            <w:pPr>
+              <w:jc w:val="left"/>
+              <w:spacing w:before="0" w:after="0" w:line="240" w:lineRule="auto"/>
+            </w:pPr>
+          </w:p>
+        </w:tc>
+      </w:tr>
+      <w:tr>
+        <w:tc>
+          <w:tcPr>
+            <w:tcW w:w="2381" w:type="dxa"/>
+          </w:tcPr>
+          <w:p>
+            <w:pPr>
+              <w:jc w:val="left"/>
+              <w:spacing w:before="0" w:after="0" w:line="240" w:lineRule="auto"/>
+            </w:pPr>
+            <w:r>
+              <w:rPr>
+                <w:rFonts w:ascii="Times New Roman" w:hAnsi="Times New Roman" w:cs="Times New Roman"/>
+                <w:sz w:val="24"/>
+                <w:szCs w:val="24"/>
+              </w:rPr>
               <w:t xml:space="preserve">Analisis hasil dan penyusunan laporan</w:t>
             </w:r>
           </w:p>
@@ -4247,22 +4608,6 @@
         <w:jc w:val="both"/>
         <w:spacing w:before="0" w:after="0" w:line="360" w:lineRule="auto"/>
       </w:pPr>
-    </w:p>
-    <w:p>
-      <w:pPr>
-        <w:jc w:val="both"/>
-        <w:spacing w:before="0" w:after="0" w:line="360" w:lineRule="auto"/>
-        <w:ind w:firstLine="567"/>
-      </w:pPr>
-      <w:r>
-        <w:rPr>
-          <w:rFonts w:ascii="Times New Roman" w:hAnsi="Times New Roman" w:cs="Times New Roman"/>
-          <w:b/>
-          <w:sz w:val="24"/>
-          <w:szCs w:val="24"/>
-        </w:rPr>
-        <w:t xml:space="preserve">[BUTUH KEPUTUSAN PENULIS: jadwal di atas masih berupa usulan berdurasi lima bulan. Sesuaikan bulan awal dan bulan akhir dengan tanggal mulai penelitian serta target seminar proposal yang sebenarnya, lalu ganti judul kolom menjadi nama bulan.]</w:t>
-      </w:r>
     </w:p>
     <w:sectPr>
       <w:pgSz w:w="11906" w:h="16838"/>

--- a/skripsi/bab-3-metode-penelitian.docx
+++ b/skripsi/bab-3-metode-penelitian.docx
@@ -2256,7 +2256,7 @@
           <w:sz w:val="24"/>
           <w:szCs w:val="24"/>
         </w:rPr>
-        <w:t xml:space="preserve">Kebutuhan perangkat lunak untuk pengembangan dan pengoperasian sistem adalah sebagai berikut:</w:t>
+        <w:t xml:space="preserve">Kebutuhan perangkat lunak untuk perancangan dan pengujian sistem adalah sebagai berikut:</w:t>
       </w:r>
     </w:p>
     <w:p>
@@ -3639,7 +3639,7 @@
           <w:sz w:val="24"/>
           <w:szCs w:val="24"/>
         </w:rPr>
-        <w:t xml:space="preserve">Sistem dikembangkan menggunakan metode </w:t>
+        <w:t xml:space="preserve">Sistem dirancang dan dibangun menggunakan metode </w:t>
       </w:r>
       <w:r>
         <w:rPr>
@@ -3656,7 +3656,7 @@
           <w:sz w:val="24"/>
           <w:szCs w:val="24"/>
         </w:rPr>
-        <w:t xml:space="preserve"> sebagaimana diuraikan pada sub-bab 2.2.7. Metode ini dipilih karena sifat pengembangan yang berlangsung bersifat berulang, ukuran tim kecil, dan pengguna terlibat langsung pada setiap tahapan. Tahapan metode beserta keluarannya disajikan pada Gambar 3.5 dan diuraikan sebagai berikut.</w:t>
+        <w:t xml:space="preserve"> sebagaimana diuraikan pada sub-bab 2.2.7. Metode ini dipilih karena perancangan berlangsung berulang, ukuran tim kecil, dan pengguna terlibat langsung pada setiap tahapan. Tahapan metode beserta keluarannya disajikan pada Gambar 3.5 dan diuraikan sebagai berikut.</w:t>
       </w:r>
     </w:p>
     <w:p>
@@ -3764,7 +3764,7 @@
           <w:sz w:val="24"/>
           <w:szCs w:val="24"/>
         </w:rPr>
-        <w:t xml:space="preserve">Pada fase ini sistem dibangun mengikuti rancangan yang telah disepakati. Pembangunan dilakukan bertahap per bagian fungsi, yaitu autentikasi, manajemen pengguna, profil merek dan subjek, modul produksi konten, modul iklan, serta pencatatan dan proses gabungan. Setiap bagian diuji begitu selesai, dan hasil pengujian dipakai untuk memperbaiki bagian tersebut sebelum bagian berikutnya dikerjakan. Pada fase inilah penyempurnaan konteks merek dilakukan setelah keluaran sistem dinilai masih terlalu umum.</w:t>
+        <w:t xml:space="preserve">Pada fase ini sistem dibangun mengikuti rancangan yang telah disepakati. Pembangunan dilakukan bertahap per bagian fungsi, yaitu autentikasi, manajemen pengguna, profil merek dan subjek, modul produksi konten, modul iklan, serta pencatatan dan proses gabungan. Setiap bagian diuji begitu selesai, dan hasil pengujian dipakai untuk memperbaiki bagian tersebut sebelum bagian berikutnya dikerjakan. Pada fase ini penyempurnaan konteks merek dilakukan ketika keluaran prototipe dinilai masih terlalu umum.</w:t>
       </w:r>
     </w:p>
     <w:p>
@@ -3800,7 +3800,7 @@
           <w:sz w:val="24"/>
           <w:szCs w:val="24"/>
         </w:rPr>
-        <w:t xml:space="preserve">Pada fase ini sistem dialihkan ke lingkungan operasional. Kegiatan yang dilakukan meliputi penempatan seluruh layanan dalam wadah, pemasangan pada peladen, penyiapan akun awal, dan pengujian menyeluruh pada lingkungan sebenarnya. Keluaran fase ini berupa sistem yang dapat diakses dan digunakan tim.</w:t>
+        <w:t xml:space="preserve">Pada fase ini sistem dialihkan ke lingkungan uji yang menyerupai lingkungan sebenarnya. Kegiatan yang dilakukan meliputi penempatan seluruh layanan dalam wadah, pemasangan pada peladen uji, penyiapan akun awal, dan pengujian menyeluruh. Keluaran fase ini berupa prototipe yang dapat diakses dan diuji oleh tim. Penerapan penuh pada kegiatan operasional harian berada di luar lingkup penelitian ini.</w:t>
       </w:r>
     </w:p>
     <w:p>

--- a/skripsi/bab-3-metode-penelitian.docx
+++ b/skripsi/bab-3-metode-penelitian.docx
@@ -1,7 +1,8 @@
 
 <file path=word/document.xml><?xml version="1.0" encoding="utf-8"?>
-<w:document xmlns:w="http://schemas.openxmlformats.org/wordprocessingml/2006/main">
+<w:document xmlns:w="http://schemas.openxmlformats.org/wordprocessingml/2006/main" xmlns:r="http://schemas.openxmlformats.org/officeDocument/2006/relationships">
   <w:body>
+    <w:bookmarkStart w:id="1" w:name="R4c48185fe34a669a"/>
     <w:p>
       <w:pPr>
         <w:jc w:val="center"/>
@@ -32,18 +33,20 @@
         <w:t xml:space="preserve">METODE PENELITIAN</w:t>
       </w:r>
     </w:p>
-    <w:p>
-      <w:pPr>
-        <w:jc w:val="both"/>
-        <w:spacing w:before="0" w:after="0" w:line="360" w:lineRule="auto"/>
-      </w:pPr>
-    </w:p>
-    <w:p>
-      <w:pPr>
-        <w:jc w:val="both"/>
-        <w:spacing w:before="0" w:after="0" w:line="360" w:lineRule="auto"/>
-      </w:pPr>
-    </w:p>
+    <w:bookmarkEnd w:id="1"/>
+    <w:p>
+      <w:pPr>
+        <w:jc w:val="both"/>
+        <w:spacing w:before="0" w:after="0" w:line="360" w:lineRule="auto"/>
+      </w:pPr>
+    </w:p>
+    <w:p>
+      <w:pPr>
+        <w:jc w:val="both"/>
+        <w:spacing w:before="0" w:after="0" w:line="360" w:lineRule="auto"/>
+      </w:pPr>
+    </w:p>
+    <w:bookmarkStart w:id="2" w:name="R7141ab8b00f0eb50"/>
     <w:p>
       <w:pPr>
         <w:jc w:val="left"/>
@@ -59,6 +62,7 @@
         <w:t xml:space="preserve">3.1 Analisis Kebutuhan</w:t>
       </w:r>
     </w:p>
+    <w:bookmarkEnd w:id="2"/>
     <w:p>
       <w:pPr>
         <w:jc w:val="both"/>
@@ -80,6 +84,7 @@
         <w:t xml:space="preserve">3.1.1. Analisis Sistem yang Sedang Berjalan</w:t>
       </w:r>
     </w:p>
+    <w:bookmarkStart w:id="3" w:name="Re0a56e7dbf6ba365"/>
     <w:p>
       <w:pPr>
         <w:jc w:val="both"/>
@@ -112,6 +117,7 @@
         <w:t xml:space="preserve">.</w:t>
       </w:r>
     </w:p>
+    <w:bookmarkEnd w:id="3"/>
     <w:p>
       <w:pPr>
         <w:jc w:val="both"/>
@@ -244,6 +250,7 @@
         <w:t xml:space="preserve">3.1.3. Usulan Sistem</w:t>
       </w:r>
     </w:p>
+    <w:bookmarkStart w:id="4" w:name="R4e9b59691223bde1"/>
     <w:p>
       <w:pPr>
         <w:jc w:val="both"/>
@@ -276,6 +283,7 @@
         <w:t xml:space="preserve"> yang menjadi satu-satunya pintu menuju basis data maupun layanan luar. Lapis ketiga adalah gerbang agen model bahasa besar yang menaungi empat agen dengan tugas berbeda, yaitu agen penyusun ringkasan konten, agen penulis naskah, agen penghalus teks, dan agen penyusun materi iklan.</w:t>
       </w:r>
     </w:p>
+    <w:bookmarkEnd w:id="4"/>
     <w:p>
       <w:pPr>
         <w:jc w:val="both"/>
@@ -308,6 +316,8 @@
         <w:t xml:space="preserve"> mengambil profil merek yang aktif dari basis data dan menyertakannya ke dalam muatan permintaan. Profil merek tersebut memuat gaya bahasa, sasaran audiens, keunggulan produk, batasan penulisan, ajakan bertindak, pengetahuan produk, dan contoh naskah. Dengan cara ini standar merek dieksekusi oleh sistem dan tidak lagi bergantung pada ingatan masing-masing admin.</w:t>
       </w:r>
     </w:p>
+    <w:bookmarkStart w:id="6" w:name="Rcee9856f3c1fd5b0"/>
+    <w:bookmarkStart w:id="5" w:name="Rd747b09e64902328"/>
     <w:p>
       <w:pPr>
         <w:jc w:val="both"/>
@@ -374,6 +384,8 @@
         <w:t xml:space="preserve">.</w:t>
       </w:r>
     </w:p>
+    <w:bookmarkEnd w:id="5"/>
+    <w:bookmarkEnd w:id="6"/>
     <w:p>
       <w:pPr>
         <w:jc w:val="both"/>
@@ -395,6 +407,7 @@
         <w:t xml:space="preserve">3.1.4. Kebutuhan Fungsional</w:t>
       </w:r>
     </w:p>
+    <w:bookmarkStart w:id="7" w:name="R970dc6f850f60ab9"/>
     <w:p>
       <w:pPr>
         <w:jc w:val="both"/>
@@ -410,6 +423,7 @@
         <w:t xml:space="preserve">Kebutuhan fungsional yang menjadi objek penelitian disajikan pada Tabel 3.1. Sesuai batasan pada sub-bab 1.4, modul performa media sosial dan modul pendapatan tidak dimasukkan karena integrasinya belum aktif dan berada di luar lingkup penelitian.</w:t>
       </w:r>
     </w:p>
+    <w:bookmarkEnd w:id="7"/>
     <w:tbl>
       <w:tblPr>
         <w:tblW w:w="7937" w:type="dxa"/>
@@ -2387,6 +2401,7 @@
         <w:spacing w:before="0" w:after="0" w:line="360" w:lineRule="auto"/>
       </w:pPr>
     </w:p>
+    <w:bookmarkStart w:id="8" w:name="Rb59087df1383e8ef"/>
     <w:p>
       <w:pPr>
         <w:jc w:val="left"/>
@@ -2402,6 +2417,7 @@
         <w:t xml:space="preserve">3.2 Metode Penelitian</w:t>
       </w:r>
     </w:p>
+    <w:bookmarkEnd w:id="8"/>
     <w:p>
       <w:pPr>
         <w:jc w:val="both"/>
@@ -2587,6 +2603,7 @@
         <w:t xml:space="preserve">Populasi penelitian ini adalah seluruh materi konten pemasaran yang diproduksi SneakersFlash pada periode penelitian. Sampel diambil secara sengaja dengan mempertimbangkan keterwakilan format unggahan.</w:t>
       </w:r>
     </w:p>
+    <w:bookmarkStart w:id="9" w:name="R002b45f34bcd89f1"/>
     <w:p>
       <w:pPr>
         <w:jc w:val="both"/>
@@ -2602,6 +2619,7 @@
         <w:t xml:space="preserve">Instrumen penilaian telah disusun terlebih dahulu dan disajikan pada Tabel 3.2, sedangkan penetapan jumlah naskah yang diuji beserta jumlah dan asal penilai dilakukan setelah materi konten pada kanal media sosial terkumpul.</w:t>
       </w:r>
     </w:p>
+    <w:bookmarkEnd w:id="9"/>
     <w:p>
       <w:pPr>
         <w:jc w:val="both"/>
@@ -3612,6 +3630,7 @@
         <w:spacing w:before="0" w:after="0" w:line="360" w:lineRule="auto"/>
       </w:pPr>
     </w:p>
+    <w:bookmarkStart w:id="10" w:name="R01c4bd77994ddf4a"/>
     <w:p>
       <w:pPr>
         <w:jc w:val="left"/>
@@ -3627,6 +3646,8 @@
         <w:t xml:space="preserve">3.3 Metode Pengembangan Sistem</w:t>
       </w:r>
     </w:p>
+    <w:bookmarkEnd w:id="10"/>
+    <w:bookmarkStart w:id="11" w:name="R253746c183e301f6"/>
     <w:p>
       <w:pPr>
         <w:jc w:val="both"/>
@@ -3659,6 +3680,7 @@
         <w:t xml:space="preserve"> sebagaimana diuraikan pada sub-bab 2.2.7. Metode ini dipilih karena perancangan berlangsung berulang, ukuran tim kecil, dan pengguna terlibat langsung pada setiap tahapan. Tahapan metode beserta keluarannya disajikan pada Gambar 3.5 dan diuraikan sebagai berikut.</w:t>
       </w:r>
     </w:p>
+    <w:bookmarkEnd w:id="11"/>
     <w:p>
       <w:pPr>
         <w:jc w:val="both"/>
@@ -3809,6 +3831,7 @@
         <w:spacing w:before="0" w:after="0" w:line="360" w:lineRule="auto"/>
       </w:pPr>
     </w:p>
+    <w:bookmarkStart w:id="12" w:name="R36415ea2b1092dcb"/>
     <w:p>
       <w:pPr>
         <w:jc w:val="left"/>
@@ -3824,6 +3847,8 @@
         <w:t xml:space="preserve">3.4 Jadwal Penelitian</w:t>
       </w:r>
     </w:p>
+    <w:bookmarkEnd w:id="12"/>
+    <w:bookmarkStart w:id="13" w:name="R6bdc4f38c96cd697"/>
     <w:p>
       <w:pPr>
         <w:jc w:val="both"/>
@@ -3839,6 +3864,7 @@
         <w:t xml:space="preserve">Jadwal penelitian disusun mulai dari persiapan sampai penulisan laporan, terhitung sejak September 2026 sampai Januari 2027, sebagaimana disajikan pada Tabel 3.3. Tanda silang menunjukkan bulan pelaksanaan setiap kegiatan.</w:t>
       </w:r>
     </w:p>
+    <w:bookmarkEnd w:id="13"/>
     <w:tbl>
       <w:tblPr>
         <w:tblW w:w="7936" w:type="dxa"/>
@@ -4610,11 +4636,141 @@
       </w:pPr>
     </w:p>
     <w:sectPr>
+      <w:headerReference w:type="first" r:id="rId3"/>
+      <w:headerReference w:type="default" r:id="rId4"/>
+      <w:footerReference w:type="first" r:id="rId6"/>
+      <w:footerReference w:type="default" r:id="rId5"/>
       <w:pgSz w:w="11906" w:h="16838"/>
       <w:pgMar w:top="1701" w:right="1701" w:bottom="1701" w:left="2268" w:header="850" w:footer="850" w:gutter="0"/>
+      <w:pgNumType w:fmt="decimal" w:start="1"/>
+      <w:titlePg/>
     </w:sectPr>
   </w:body>
 </w:document>
+</file>
+
+<file path=word/footer1.xml><?xml version="1.0" encoding="utf-8"?>
+<w:ftr xmlns:w="http://schemas.openxmlformats.org/wordprocessingml/2006/main">
+  <w:p>
+    <w:pPr>
+      <w:jc w:val="left"/>
+      <w:spacing w:before="0" w:after="0" w:line="240" w:lineRule="auto"/>
+    </w:pPr>
+  </w:p>
+</w:ftr>
+</file>
+
+<file path=word/footer2.xml><?xml version="1.0" encoding="utf-8"?>
+<w:ftr xmlns:w="http://schemas.openxmlformats.org/wordprocessingml/2006/main">
+  <w:p>
+    <w:pPr>
+      <w:jc w:val="center"/>
+      <w:spacing w:before="0" w:after="0" w:line="240" w:lineRule="auto"/>
+    </w:pPr>
+    <w:r>
+      <w:rPr>
+        <w:rFonts w:ascii="Times New Roman" w:hAnsi="Times New Roman" w:cs="Times New Roman"/>
+        <w:sz w:val="24"/>
+        <w:szCs w:val="24"/>
+      </w:rPr>
+      <w:fldChar w:fldCharType="begin"/>
+    </w:r>
+    <w:r>
+      <w:rPr>
+        <w:rFonts w:ascii="Times New Roman" w:hAnsi="Times New Roman" w:cs="Times New Roman"/>
+        <w:sz w:val="24"/>
+        <w:szCs w:val="24"/>
+      </w:rPr>
+      <w:instrText xml:space="preserve"> PAGE </w:instrText>
+    </w:r>
+    <w:r>
+      <w:rPr>
+        <w:rFonts w:ascii="Times New Roman" w:hAnsi="Times New Roman" w:cs="Times New Roman"/>
+        <w:sz w:val="24"/>
+        <w:szCs w:val="24"/>
+      </w:rPr>
+      <w:fldChar w:fldCharType="separate"/>
+    </w:r>
+    <w:r>
+      <w:rPr>
+        <w:rFonts w:ascii="Times New Roman" w:hAnsi="Times New Roman" w:cs="Times New Roman"/>
+        <w:sz w:val="24"/>
+        <w:szCs w:val="24"/>
+      </w:rPr>
+      <w:t>1</w:t>
+    </w:r>
+    <w:r>
+      <w:rPr>
+        <w:rFonts w:ascii="Times New Roman" w:hAnsi="Times New Roman" w:cs="Times New Roman"/>
+        <w:sz w:val="24"/>
+        <w:szCs w:val="24"/>
+      </w:rPr>
+      <w:fldChar w:fldCharType="end"/>
+    </w:r>
+  </w:p>
+</w:ftr>
+</file>
+
+<file path=word/header1.xml><?xml version="1.0" encoding="utf-8"?>
+<w:hdr xmlns:w="http://schemas.openxmlformats.org/wordprocessingml/2006/main">
+  <w:p>
+    <w:pPr>
+      <w:jc w:val="left"/>
+      <w:spacing w:before="0" w:after="0" w:line="240" w:lineRule="auto"/>
+    </w:pPr>
+  </w:p>
+</w:hdr>
+</file>
+
+<file path=word/header2.xml><?xml version="1.0" encoding="utf-8"?>
+<w:hdr xmlns:w="http://schemas.openxmlformats.org/wordprocessingml/2006/main">
+  <w:p>
+    <w:pPr>
+      <w:jc w:val="right"/>
+      <w:spacing w:before="0" w:after="0" w:line="240" w:lineRule="auto"/>
+    </w:pPr>
+    <w:r>
+      <w:rPr>
+        <w:rFonts w:ascii="Times New Roman" w:hAnsi="Times New Roman" w:cs="Times New Roman"/>
+        <w:sz w:val="24"/>
+        <w:szCs w:val="24"/>
+      </w:rPr>
+      <w:fldChar w:fldCharType="begin"/>
+    </w:r>
+    <w:r>
+      <w:rPr>
+        <w:rFonts w:ascii="Times New Roman" w:hAnsi="Times New Roman" w:cs="Times New Roman"/>
+        <w:sz w:val="24"/>
+        <w:szCs w:val="24"/>
+      </w:rPr>
+      <w:instrText xml:space="preserve"> PAGE </w:instrText>
+    </w:r>
+    <w:r>
+      <w:rPr>
+        <w:rFonts w:ascii="Times New Roman" w:hAnsi="Times New Roman" w:cs="Times New Roman"/>
+        <w:sz w:val="24"/>
+        <w:szCs w:val="24"/>
+      </w:rPr>
+      <w:fldChar w:fldCharType="separate"/>
+    </w:r>
+    <w:r>
+      <w:rPr>
+        <w:rFonts w:ascii="Times New Roman" w:hAnsi="Times New Roman" w:cs="Times New Roman"/>
+        <w:sz w:val="24"/>
+        <w:szCs w:val="24"/>
+      </w:rPr>
+      <w:t>1</w:t>
+    </w:r>
+    <w:r>
+      <w:rPr>
+        <w:rFonts w:ascii="Times New Roman" w:hAnsi="Times New Roman" w:cs="Times New Roman"/>
+        <w:sz w:val="24"/>
+        <w:szCs w:val="24"/>
+      </w:rPr>
+      <w:fldChar w:fldCharType="end"/>
+    </w:r>
+  </w:p>
+</w:hdr>
 </file>
 
 <file path=word/styles.xml><?xml version="1.0" encoding="utf-8"?>
